--- a/CalendarioAgo25/Laboratorios/Laboratorio3/3_ConfigureNAT_PAT.docx
+++ b/CalendarioAgo25/Laboratorios/Laboratorio3/3_ConfigureNAT_PAT.docx
@@ -8,6 +8,174 @@
         <w:jc w:val="center"/>
       </w:pPr>
       <w:r>
+        <w:rPr>
+          <w:noProof/>
+        </w:rPr>
+        <mc:AlternateContent>
+          <mc:Choice Requires="wps">
+            <w:drawing>
+              <wp:anchor distT="45720" distB="45720" distL="114300" distR="114300" simplePos="0" relativeHeight="251659264" behindDoc="0" locked="0" layoutInCell="1" allowOverlap="1" wp14:anchorId="112DBEDE" wp14:editId="74528625">
+                <wp:simplePos x="0" y="0"/>
+                <wp:positionH relativeFrom="margin">
+                  <wp:posOffset>-47625</wp:posOffset>
+                </wp:positionH>
+                <wp:positionV relativeFrom="paragraph">
+                  <wp:posOffset>332740</wp:posOffset>
+                </wp:positionV>
+                <wp:extent cx="6267450" cy="2886075"/>
+                <wp:effectExtent l="0" t="0" r="19050" b="28575"/>
+                <wp:wrapSquare wrapText="bothSides"/>
+                <wp:docPr id="217" name="Cuadro de texto 2"/>
+                <wp:cNvGraphicFramePr>
+                  <a:graphicFrameLocks xmlns:a="http://schemas.openxmlformats.org/drawingml/2006/main"/>
+                </wp:cNvGraphicFramePr>
+                <a:graphic xmlns:a="http://schemas.openxmlformats.org/drawingml/2006/main">
+                  <a:graphicData uri="http://schemas.microsoft.com/office/word/2010/wordprocessingShape">
+                    <wps:wsp>
+                      <wps:cNvSpPr txBox="1">
+                        <a:spLocks noChangeArrowheads="1"/>
+                      </wps:cNvSpPr>
+                      <wps:spPr bwMode="auto">
+                        <a:xfrm>
+                          <a:off x="0" y="0"/>
+                          <a:ext cx="6267450" cy="2886075"/>
+                        </a:xfrm>
+                        <a:prstGeom prst="rect">
+                          <a:avLst/>
+                        </a:prstGeom>
+                        <a:solidFill>
+                          <a:srgbClr val="FFFFFF"/>
+                        </a:solidFill>
+                        <a:ln w="9525">
+                          <a:solidFill>
+                            <a:srgbClr val="000000"/>
+                          </a:solidFill>
+                          <a:miter lim="800000"/>
+                          <a:headEnd/>
+                          <a:tailEnd/>
+                        </a:ln>
+                      </wps:spPr>
+                      <wps:txbx>
+                        <w:txbxContent>
+                          <w:p>
+                            <w:r>
+                              <w:rPr>
+                                <w:noProof/>
+                              </w:rPr>
+                              <w:drawing>
+                                <wp:inline distT="0" distB="0" distL="0" distR="0" wp14:anchorId="73D6273A" wp14:editId="3D73B46E">
+                                  <wp:extent cx="6115050" cy="2783318"/>
+                                  <wp:effectExtent l="0" t="0" r="0" b="0"/>
+                                  <wp:docPr id="1246117131" name="Picture 1" descr="A diagram of a computer&#10;&#10;AI-generated content may be incorrect."/>
+                                  <wp:cNvGraphicFramePr>
+                                    <a:graphicFrameLocks xmlns:a="http://schemas.openxmlformats.org/drawingml/2006/main" noChangeAspect="1"/>
+                                  </wp:cNvGraphicFramePr>
+                                  <a:graphic xmlns:a="http://schemas.openxmlformats.org/drawingml/2006/main">
+                                    <a:graphicData uri="http://schemas.openxmlformats.org/drawingml/2006/picture">
+                                      <pic:pic xmlns:pic="http://schemas.openxmlformats.org/drawingml/2006/picture">
+                                        <pic:nvPicPr>
+                                          <pic:cNvPr id="299659458" name="Picture 1" descr="A diagram of a computer&#10;&#10;AI-generated content may be incorrect."/>
+                                          <pic:cNvPicPr/>
+                                        </pic:nvPicPr>
+                                        <pic:blipFill>
+                                          <a:blip r:embed="rId7"/>
+                                          <a:stretch>
+                                            <a:fillRect/>
+                                          </a:stretch>
+                                        </pic:blipFill>
+                                        <pic:spPr>
+                                          <a:xfrm>
+                                            <a:off x="0" y="0"/>
+                                            <a:ext cx="6115050" cy="2783318"/>
+                                          </a:xfrm>
+                                          <a:prstGeom prst="rect">
+                                            <a:avLst/>
+                                          </a:prstGeom>
+                                        </pic:spPr>
+                                      </pic:pic>
+                                    </a:graphicData>
+                                  </a:graphic>
+                                </wp:inline>
+                              </w:drawing>
+                            </w:r>
+                          </w:p>
+                        </w:txbxContent>
+                      </wps:txbx>
+                      <wps:bodyPr rot="0" vert="horz" wrap="square" lIns="46800" tIns="45720" rIns="46800" bIns="45720" anchor="t" anchorCtr="0">
+                        <a:noAutofit/>
+                      </wps:bodyPr>
+                    </wps:wsp>
+                  </a:graphicData>
+                </a:graphic>
+                <wp14:sizeRelH relativeFrom="margin">
+                  <wp14:pctWidth>0</wp14:pctWidth>
+                </wp14:sizeRelH>
+                <wp14:sizeRelV relativeFrom="margin">
+                  <wp14:pctHeight>0</wp14:pctHeight>
+                </wp14:sizeRelV>
+              </wp:anchor>
+            </w:drawing>
+          </mc:Choice>
+          <mc:Fallback>
+            <w:pict>
+              <v:shapetype w14:anchorId="112DBEDE" id="_x0000_t202" coordsize="21600,21600" o:spt="202" path="m,l,21600r21600,l21600,xe">
+                <v:stroke joinstyle="miter"/>
+                <v:path gradientshapeok="t" o:connecttype="rect"/>
+              </v:shapetype>
+              <v:shape id="Cuadro de texto 2" o:spid="_x0000_s1026" type="#_x0000_t202" style="position:absolute;left:0;text-align:left;margin-left:-3.75pt;margin-top:26.2pt;width:493.5pt;height:227.25pt;z-index:251659264;visibility:visible;mso-wrap-style:square;mso-width-percent:0;mso-height-percent:0;mso-wrap-distance-left:9pt;mso-wrap-distance-top:3.6pt;mso-wrap-distance-right:9pt;mso-wrap-distance-bottom:3.6pt;mso-position-horizontal:absolute;mso-position-horizontal-relative:margin;mso-position-vertical:absolute;mso-position-vertical-relative:text;mso-width-percent:0;mso-height-percent:0;mso-width-relative:margin;mso-height-relative:margin;v-text-anchor:top" o:gfxdata="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">
+                <v:textbox inset="1.3mm,,1.3mm">
+                  <w:txbxContent>
+                    <w:p>
+                      <w:r>
+                        <w:rPr>
+                          <w:noProof/>
+                        </w:rPr>
+                        <w:drawing>
+                          <wp:inline distT="0" distB="0" distL="0" distR="0" wp14:anchorId="73D6273A" wp14:editId="3D73B46E">
+                            <wp:extent cx="6115050" cy="2783318"/>
+                            <wp:effectExtent l="0" t="0" r="0" b="0"/>
+                            <wp:docPr id="1246117131" name="Picture 1" descr="A diagram of a computer&#10;&#10;AI-generated content may be incorrect."/>
+                            <wp:cNvGraphicFramePr>
+                              <a:graphicFrameLocks xmlns:a="http://schemas.openxmlformats.org/drawingml/2006/main" noChangeAspect="1"/>
+                            </wp:cNvGraphicFramePr>
+                            <a:graphic xmlns:a="http://schemas.openxmlformats.org/drawingml/2006/main">
+                              <a:graphicData uri="http://schemas.openxmlformats.org/drawingml/2006/picture">
+                                <pic:pic xmlns:pic="http://schemas.openxmlformats.org/drawingml/2006/picture">
+                                  <pic:nvPicPr>
+                                    <pic:cNvPr id="299659458" name="Picture 1" descr="A diagram of a computer&#10;&#10;AI-generated content may be incorrect."/>
+                                    <pic:cNvPicPr/>
+                                  </pic:nvPicPr>
+                                  <pic:blipFill>
+                                    <a:blip r:embed="rId7"/>
+                                    <a:stretch>
+                                      <a:fillRect/>
+                                    </a:stretch>
+                                  </pic:blipFill>
+                                  <pic:spPr>
+                                    <a:xfrm>
+                                      <a:off x="0" y="0"/>
+                                      <a:ext cx="6115050" cy="2783318"/>
+                                    </a:xfrm>
+                                    <a:prstGeom prst="rect">
+                                      <a:avLst/>
+                                    </a:prstGeom>
+                                  </pic:spPr>
+                                </pic:pic>
+                              </a:graphicData>
+                            </a:graphic>
+                          </wp:inline>
+                        </w:drawing>
+                      </w:r>
+                    </w:p>
+                  </w:txbxContent>
+                </v:textbox>
+                <w10:wrap type="square" anchorx="margin"/>
+              </v:shape>
+            </w:pict>
+          </mc:Fallback>
+        </mc:AlternateContent>
+      </w:r>
+      <w:r>
         <w:t>Configuraci</w:t>
       </w:r>
       <w:r>
@@ -25,52 +193,8 @@
     </w:p>
     <w:p>
       <w:pPr>
-        <w:pStyle w:val="Visual"/>
-      </w:pPr>
-      <w:r>
-        <w:rPr>
-          <w:noProof/>
-        </w:rPr>
-        <w:drawing>
-          <wp:inline distT="0" distB="0" distL="0" distR="0" wp14:anchorId="2233E3C0" wp14:editId="6E101E1F">
-            <wp:extent cx="6400800" cy="2913380"/>
-            <wp:effectExtent l="0" t="0" r="0" b="1270"/>
-            <wp:docPr id="299659458" name="Picture 1" descr="A diagram of a computer&#10;&#10;AI-generated content may be incorrect."/>
-            <wp:cNvGraphicFramePr>
-              <a:graphicFrameLocks xmlns:a="http://schemas.openxmlformats.org/drawingml/2006/main" noChangeAspect="1"/>
-            </wp:cNvGraphicFramePr>
-            <a:graphic xmlns:a="http://schemas.openxmlformats.org/drawingml/2006/main">
-              <a:graphicData uri="http://schemas.openxmlformats.org/drawingml/2006/picture">
-                <pic:pic xmlns:pic="http://schemas.openxmlformats.org/drawingml/2006/picture">
-                  <pic:nvPicPr>
-                    <pic:cNvPr id="299659458" name="Picture 1" descr="A diagram of a computer&#10;&#10;AI-generated content may be incorrect."/>
-                    <pic:cNvPicPr/>
-                  </pic:nvPicPr>
-                  <pic:blipFill>
-                    <a:blip r:embed="rId7"/>
-                    <a:stretch>
-                      <a:fillRect/>
-                    </a:stretch>
-                  </pic:blipFill>
-                  <pic:spPr>
-                    <a:xfrm>
-                      <a:off x="0" y="0"/>
-                      <a:ext cx="6400800" cy="2913380"/>
-                    </a:xfrm>
-                    <a:prstGeom prst="rect">
-                      <a:avLst/>
-                    </a:prstGeom>
-                  </pic:spPr>
-                </pic:pic>
-              </a:graphicData>
-            </a:graphic>
-          </wp:inline>
-        </w:drawing>
-      </w:r>
-    </w:p>
-    <w:p>
-      <w:pPr>
         <w:pStyle w:val="LabSection"/>
+        <w:spacing w:before="120"/>
       </w:pPr>
       <w:r>
         <w:t>Tabla de direccionamiento</w:t>
@@ -78,7 +202,7 @@
     </w:p>
     <w:tbl>
       <w:tblPr>
-        <w:tblW w:w="8583" w:type="dxa"/>
+        <w:tblW w:w="9636" w:type="dxa"/>
         <w:jc w:val="center"/>
         <w:tblBorders>
           <w:top w:val="single" w:sz="2" w:space="0" w:color="auto"/>
@@ -98,20 +222,21 @@
         <w:tblLook w:val="04A0" w:firstRow="1" w:lastRow="0" w:firstColumn="1" w:lastColumn="0" w:noHBand="0" w:noVBand="1"/>
       </w:tblPr>
       <w:tblGrid>
-        <w:gridCol w:w="1833"/>
+        <w:gridCol w:w="2545"/>
         <w:gridCol w:w="1440"/>
         <w:gridCol w:w="1710"/>
-        <w:gridCol w:w="1800"/>
-        <w:gridCol w:w="1800"/>
+        <w:gridCol w:w="2099"/>
+        <w:gridCol w:w="1842"/>
       </w:tblGrid>
       <w:tr>
         <w:trPr>
           <w:cantSplit/>
+          <w:trHeight w:hRule="exact" w:val="397"/>
           <w:jc w:val="center"/>
         </w:trPr>
         <w:tc>
           <w:tcPr>
-            <w:tcW w:w="1833" w:type="dxa"/>
+            <w:tcW w:w="2545" w:type="dxa"/>
             <w:tcBorders>
               <w:top w:val="single" w:sz="2" w:space="0" w:color="auto"/>
               <w:left w:val="single" w:sz="2" w:space="0" w:color="auto"/>
@@ -121,12 +246,13 @@
               <w:tr2bl w:val="nil"/>
             </w:tcBorders>
             <w:shd w:val="clear" w:color="auto" w:fill="DBE5F1"/>
-            <w:vAlign w:val="bottom"/>
+            <w:vAlign w:val="center"/>
           </w:tcPr>
           <w:p>
             <w:pPr>
               <w:pStyle w:val="TableHeading"/>
-              <w:spacing w:line="220" w:lineRule="exact"/>
+              <w:spacing w:before="0" w:after="0" w:line="240" w:lineRule="auto"/>
+              <w:jc w:val="left"/>
             </w:pPr>
             <w:r>
               <w:t>Dispositivo</w:t>
@@ -145,12 +271,13 @@
               <w:tr2bl w:val="nil"/>
             </w:tcBorders>
             <w:shd w:val="clear" w:color="auto" w:fill="DBE5F1"/>
-            <w:vAlign w:val="bottom"/>
+            <w:vAlign w:val="center"/>
           </w:tcPr>
           <w:p>
             <w:pPr>
               <w:pStyle w:val="TableHeading"/>
-              <w:spacing w:line="220" w:lineRule="exact"/>
+              <w:spacing w:before="0" w:after="0" w:line="240" w:lineRule="auto"/>
+              <w:jc w:val="left"/>
             </w:pPr>
             <w:r>
               <w:t>Interfaces</w:t>
@@ -169,12 +296,12 @@
               <w:tr2bl w:val="nil"/>
             </w:tcBorders>
             <w:shd w:val="clear" w:color="auto" w:fill="DBE5F1"/>
-            <w:vAlign w:val="bottom"/>
+            <w:vAlign w:val="center"/>
           </w:tcPr>
           <w:p>
             <w:pPr>
               <w:pStyle w:val="TableHeading"/>
-              <w:spacing w:line="220" w:lineRule="exact"/>
+              <w:spacing w:before="0" w:after="0" w:line="240" w:lineRule="auto"/>
             </w:pPr>
             <w:r>
               <w:t>Dirección IP</w:t>
@@ -183,7 +310,7 @@
         </w:tc>
         <w:tc>
           <w:tcPr>
-            <w:tcW w:w="1800" w:type="dxa"/>
+            <w:tcW w:w="2099" w:type="dxa"/>
             <w:tcBorders>
               <w:top w:val="single" w:sz="2" w:space="0" w:color="auto"/>
               <w:left w:val="single" w:sz="2" w:space="0" w:color="auto"/>
@@ -193,12 +320,13 @@
               <w:tr2bl w:val="nil"/>
             </w:tcBorders>
             <w:shd w:val="clear" w:color="auto" w:fill="DBE5F1"/>
-            <w:vAlign w:val="bottom"/>
+            <w:vAlign w:val="center"/>
           </w:tcPr>
           <w:p>
             <w:pPr>
               <w:pStyle w:val="TableHeading"/>
-              <w:spacing w:line="220" w:lineRule="exact"/>
+              <w:spacing w:before="0" w:after="0" w:line="240" w:lineRule="auto"/>
+              <w:jc w:val="left"/>
             </w:pPr>
             <w:r>
               <w:t>Máscara de subred</w:t>
@@ -207,7 +335,7 @@
         </w:tc>
         <w:tc>
           <w:tcPr>
-            <w:tcW w:w="1800" w:type="dxa"/>
+            <w:tcW w:w="1842" w:type="dxa"/>
             <w:tcBorders>
               <w:top w:val="single" w:sz="2" w:space="0" w:color="auto"/>
               <w:left w:val="single" w:sz="2" w:space="0" w:color="auto"/>
@@ -217,16 +345,30 @@
               <w:tr2bl w:val="nil"/>
             </w:tcBorders>
             <w:shd w:val="clear" w:color="auto" w:fill="DBE5F1"/>
-            <w:vAlign w:val="bottom"/>
+            <w:vAlign w:val="center"/>
           </w:tcPr>
           <w:p>
             <w:pPr>
               <w:pStyle w:val="TableHeading"/>
-              <w:spacing w:line="220" w:lineRule="exact"/>
-            </w:pPr>
-            <w:r>
-              <w:t>Gateway predeterminado</w:t>
-            </w:r>
+              <w:spacing w:before="0" w:after="0" w:line="240" w:lineRule="auto"/>
+              <w:jc w:val="left"/>
+            </w:pPr>
+            <w:proofErr w:type="spellStart"/>
+            <w:r>
+              <w:t>Defaut</w:t>
+            </w:r>
+            <w:proofErr w:type="spellEnd"/>
+            <w:r>
+              <w:t xml:space="preserve"> </w:t>
+            </w:r>
+            <w:proofErr w:type="spellStart"/>
+            <w:r>
+              <w:t>g</w:t>
+            </w:r>
+            <w:r>
+              <w:t>ateway</w:t>
+            </w:r>
+            <w:proofErr w:type="spellEnd"/>
           </w:p>
         </w:tc>
       </w:tr>
@@ -237,15 +379,24 @@
         </w:trPr>
         <w:tc>
           <w:tcPr>
-            <w:tcW w:w="1833" w:type="dxa"/>
-            <w:vAlign w:val="bottom"/>
+            <w:tcW w:w="2545" w:type="dxa"/>
+            <w:vMerge w:val="restart"/>
+            <w:vAlign w:val="center"/>
           </w:tcPr>
           <w:p>
             <w:pPr>
               <w:pStyle w:val="TableText"/>
               <w:spacing w:line="220" w:lineRule="exact"/>
-            </w:pPr>
-            <w:r>
+              <w:rPr>
+                <w:b/>
+                <w:bCs/>
+              </w:rPr>
+            </w:pPr>
+            <w:r>
+              <w:rPr>
+                <w:b/>
+                <w:bCs/>
+              </w:rPr>
               <w:t>Gateway</w:t>
             </w:r>
           </w:p>
@@ -274,6 +425,7 @@
             <w:pPr>
               <w:pStyle w:val="TableText"/>
               <w:spacing w:line="220" w:lineRule="exact"/>
+              <w:jc w:val="center"/>
             </w:pPr>
             <w:r>
               <w:t>192.168.1.1</w:t>
@@ -282,13 +434,14 @@
         </w:tc>
         <w:tc>
           <w:tcPr>
-            <w:tcW w:w="1800" w:type="dxa"/>
+            <w:tcW w:w="2099" w:type="dxa"/>
             <w:vAlign w:val="bottom"/>
           </w:tcPr>
           <w:p>
             <w:pPr>
               <w:pStyle w:val="TableText"/>
               <w:spacing w:line="220" w:lineRule="exact"/>
+              <w:jc w:val="center"/>
             </w:pPr>
             <w:r>
               <w:t>255.255.255.0</w:t>
@@ -297,13 +450,14 @@
         </w:tc>
         <w:tc>
           <w:tcPr>
-            <w:tcW w:w="1800" w:type="dxa"/>
+            <w:tcW w:w="1842" w:type="dxa"/>
             <w:vAlign w:val="bottom"/>
           </w:tcPr>
           <w:p>
             <w:pPr>
               <w:pStyle w:val="TableText"/>
               <w:spacing w:line="220" w:lineRule="exact"/>
+              <w:jc w:val="center"/>
             </w:pPr>
             <w:r>
               <w:t>N/D</w:t>
@@ -318,13 +472,18 @@
         </w:trPr>
         <w:tc>
           <w:tcPr>
-            <w:tcW w:w="1833" w:type="dxa"/>
-            <w:vAlign w:val="bottom"/>
+            <w:tcW w:w="2545" w:type="dxa"/>
+            <w:vMerge/>
+            <w:vAlign w:val="center"/>
           </w:tcPr>
           <w:p>
             <w:pPr>
               <w:pStyle w:val="TableText"/>
               <w:spacing w:line="220" w:lineRule="exact"/>
+              <w:rPr>
+                <w:b/>
+                <w:bCs/>
+              </w:rPr>
             </w:pPr>
           </w:p>
         </w:tc>
@@ -352,6 +511,7 @@
             <w:pPr>
               <w:pStyle w:val="TableText"/>
               <w:spacing w:line="220" w:lineRule="exact"/>
+              <w:jc w:val="center"/>
             </w:pPr>
             <w:r>
               <w:t>209.165.201.18</w:t>
@@ -360,13 +520,14 @@
         </w:tc>
         <w:tc>
           <w:tcPr>
-            <w:tcW w:w="1800" w:type="dxa"/>
+            <w:tcW w:w="2099" w:type="dxa"/>
             <w:vAlign w:val="bottom"/>
           </w:tcPr>
           <w:p>
             <w:pPr>
               <w:pStyle w:val="TableText"/>
               <w:spacing w:line="220" w:lineRule="exact"/>
+              <w:jc w:val="center"/>
             </w:pPr>
             <w:r>
               <w:t>255.255.255.252</w:t>
@@ -375,13 +536,14 @@
         </w:tc>
         <w:tc>
           <w:tcPr>
-            <w:tcW w:w="1800" w:type="dxa"/>
+            <w:tcW w:w="1842" w:type="dxa"/>
             <w:vAlign w:val="bottom"/>
           </w:tcPr>
           <w:p>
             <w:pPr>
               <w:pStyle w:val="TableText"/>
               <w:spacing w:line="220" w:lineRule="exact"/>
+              <w:jc w:val="center"/>
             </w:pPr>
             <w:r>
               <w:t>N/D</w:t>
@@ -396,15 +558,24 @@
         </w:trPr>
         <w:tc>
           <w:tcPr>
-            <w:tcW w:w="1833" w:type="dxa"/>
-            <w:vAlign w:val="bottom"/>
+            <w:tcW w:w="2545" w:type="dxa"/>
+            <w:vMerge w:val="restart"/>
+            <w:vAlign w:val="center"/>
           </w:tcPr>
           <w:p>
             <w:pPr>
               <w:pStyle w:val="TableText"/>
               <w:spacing w:line="220" w:lineRule="exact"/>
-            </w:pPr>
-            <w:r>
+              <w:rPr>
+                <w:b/>
+                <w:bCs/>
+              </w:rPr>
+            </w:pPr>
+            <w:r>
+              <w:rPr>
+                <w:b/>
+                <w:bCs/>
+              </w:rPr>
               <w:t>ISP</w:t>
             </w:r>
           </w:p>
@@ -436,6 +607,7 @@
             <w:pPr>
               <w:pStyle w:val="TableText"/>
               <w:spacing w:line="220" w:lineRule="exact"/>
+              <w:jc w:val="center"/>
             </w:pPr>
             <w:r>
               <w:t>209.165.201.17</w:t>
@@ -444,13 +616,14 @@
         </w:tc>
         <w:tc>
           <w:tcPr>
-            <w:tcW w:w="1800" w:type="dxa"/>
+            <w:tcW w:w="2099" w:type="dxa"/>
             <w:vAlign w:val="bottom"/>
           </w:tcPr>
           <w:p>
             <w:pPr>
               <w:pStyle w:val="TableText"/>
               <w:spacing w:line="220" w:lineRule="exact"/>
+              <w:jc w:val="center"/>
             </w:pPr>
             <w:r>
               <w:t>255.255.255.252</w:t>
@@ -459,13 +632,14 @@
         </w:tc>
         <w:tc>
           <w:tcPr>
-            <w:tcW w:w="1800" w:type="dxa"/>
+            <w:tcW w:w="1842" w:type="dxa"/>
             <w:vAlign w:val="bottom"/>
           </w:tcPr>
           <w:p>
             <w:pPr>
               <w:pStyle w:val="TableText"/>
               <w:spacing w:line="220" w:lineRule="exact"/>
+              <w:jc w:val="center"/>
             </w:pPr>
             <w:r>
               <w:t>N/D</w:t>
@@ -480,13 +654,18 @@
         </w:trPr>
         <w:tc>
           <w:tcPr>
-            <w:tcW w:w="1833" w:type="dxa"/>
+            <w:tcW w:w="2545" w:type="dxa"/>
+            <w:vMerge/>
             <w:vAlign w:val="bottom"/>
           </w:tcPr>
           <w:p>
             <w:pPr>
               <w:pStyle w:val="TableText"/>
               <w:spacing w:line="220" w:lineRule="exact"/>
+              <w:rPr>
+                <w:b/>
+                <w:bCs/>
+              </w:rPr>
             </w:pPr>
           </w:p>
         </w:tc>
@@ -514,6 +693,7 @@
             <w:pPr>
               <w:pStyle w:val="TableText"/>
               <w:spacing w:line="220" w:lineRule="exact"/>
+              <w:jc w:val="center"/>
             </w:pPr>
             <w:r>
               <w:t>192.31.7.1</w:t>
@@ -522,13 +702,14 @@
         </w:tc>
         <w:tc>
           <w:tcPr>
-            <w:tcW w:w="1800" w:type="dxa"/>
+            <w:tcW w:w="2099" w:type="dxa"/>
             <w:vAlign w:val="bottom"/>
           </w:tcPr>
           <w:p>
             <w:pPr>
               <w:pStyle w:val="TableText"/>
               <w:spacing w:line="220" w:lineRule="exact"/>
+              <w:jc w:val="center"/>
             </w:pPr>
             <w:r>
               <w:t>255.255.255.255</w:t>
@@ -537,13 +718,14 @@
         </w:tc>
         <w:tc>
           <w:tcPr>
-            <w:tcW w:w="1800" w:type="dxa"/>
+            <w:tcW w:w="1842" w:type="dxa"/>
             <w:vAlign w:val="bottom"/>
           </w:tcPr>
           <w:p>
             <w:pPr>
               <w:pStyle w:val="TableText"/>
               <w:spacing w:line="220" w:lineRule="exact"/>
+              <w:jc w:val="center"/>
             </w:pPr>
             <w:r>
               <w:t>N/D</w:t>
@@ -558,16 +740,27 @@
         </w:trPr>
         <w:tc>
           <w:tcPr>
-            <w:tcW w:w="1833" w:type="dxa"/>
+            <w:tcW w:w="2545" w:type="dxa"/>
             <w:vAlign w:val="bottom"/>
           </w:tcPr>
           <w:p>
             <w:pPr>
               <w:pStyle w:val="TableText"/>
               <w:spacing w:line="220" w:lineRule="exact"/>
-            </w:pPr>
-            <w:r>
-              <w:t>PC-A (servidor simulado)</w:t>
+              <w:rPr>
+                <w:b/>
+                <w:bCs/>
+              </w:rPr>
+            </w:pPr>
+            <w:r>
+              <w:rPr>
+                <w:b/>
+                <w:bCs/>
+              </w:rPr>
+              <w:t xml:space="preserve">PC-A </w:t>
+            </w:r>
+            <w:r>
+              <w:t>(servidor simulado)</w:t>
             </w:r>
           </w:p>
         </w:tc>
@@ -595,6 +788,7 @@
             <w:pPr>
               <w:pStyle w:val="TableText"/>
               <w:spacing w:line="220" w:lineRule="exact"/>
+              <w:jc w:val="center"/>
             </w:pPr>
             <w:r>
               <w:t>192.168.1.20</w:t>
@@ -603,13 +797,14 @@
         </w:tc>
         <w:tc>
           <w:tcPr>
-            <w:tcW w:w="1800" w:type="dxa"/>
+            <w:tcW w:w="2099" w:type="dxa"/>
             <w:vAlign w:val="bottom"/>
           </w:tcPr>
           <w:p>
             <w:pPr>
               <w:pStyle w:val="TableText"/>
               <w:spacing w:line="220" w:lineRule="exact"/>
+              <w:jc w:val="center"/>
             </w:pPr>
             <w:r>
               <w:t>255.255.255.0</w:t>
@@ -618,13 +813,14 @@
         </w:tc>
         <w:tc>
           <w:tcPr>
-            <w:tcW w:w="1800" w:type="dxa"/>
+            <w:tcW w:w="1842" w:type="dxa"/>
             <w:vAlign w:val="bottom"/>
           </w:tcPr>
           <w:p>
             <w:pPr>
               <w:pStyle w:val="TableText"/>
               <w:spacing w:line="220" w:lineRule="exact"/>
+              <w:jc w:val="center"/>
             </w:pPr>
             <w:r>
               <w:t>192.168.1.1</w:t>
@@ -639,15 +835,23 @@
         </w:trPr>
         <w:tc>
           <w:tcPr>
-            <w:tcW w:w="1833" w:type="dxa"/>
+            <w:tcW w:w="2545" w:type="dxa"/>
             <w:vAlign w:val="bottom"/>
           </w:tcPr>
           <w:p>
             <w:pPr>
               <w:pStyle w:val="TableText"/>
               <w:spacing w:line="220" w:lineRule="exact"/>
-            </w:pPr>
-            <w:r>
+              <w:rPr>
+                <w:b/>
+                <w:bCs/>
+              </w:rPr>
+            </w:pPr>
+            <w:r>
+              <w:rPr>
+                <w:b/>
+                <w:bCs/>
+              </w:rPr>
               <w:t>PC-B</w:t>
             </w:r>
           </w:p>
@@ -676,6 +880,7 @@
             <w:pPr>
               <w:pStyle w:val="TableText"/>
               <w:spacing w:line="220" w:lineRule="exact"/>
+              <w:jc w:val="center"/>
             </w:pPr>
             <w:r>
               <w:t>192.168.1.21</w:t>
@@ -684,13 +889,14 @@
         </w:tc>
         <w:tc>
           <w:tcPr>
-            <w:tcW w:w="1800" w:type="dxa"/>
+            <w:tcW w:w="2099" w:type="dxa"/>
             <w:vAlign w:val="bottom"/>
           </w:tcPr>
           <w:p>
             <w:pPr>
               <w:pStyle w:val="TableText"/>
               <w:spacing w:line="220" w:lineRule="exact"/>
+              <w:jc w:val="center"/>
             </w:pPr>
             <w:r>
               <w:t>255.255.255.0</w:t>
@@ -699,13 +905,14 @@
         </w:tc>
         <w:tc>
           <w:tcPr>
-            <w:tcW w:w="1800" w:type="dxa"/>
+            <w:tcW w:w="1842" w:type="dxa"/>
             <w:vAlign w:val="bottom"/>
           </w:tcPr>
           <w:p>
             <w:pPr>
               <w:pStyle w:val="TableText"/>
               <w:spacing w:line="220" w:lineRule="exact"/>
+              <w:jc w:val="center"/>
             </w:pPr>
             <w:r>
               <w:t>192.168.1.1</w:t>
@@ -719,72 +926,131 @@
         <w:pStyle w:val="LabSection"/>
       </w:pPr>
       <w:r>
-        <w:t>Objetivos</w:t>
+        <w:t>Aspectos básicos/situación</w:t>
       </w:r>
     </w:p>
     <w:p>
       <w:pPr>
-        <w:pStyle w:val="BodyTextL25Bold"/>
-      </w:pPr>
-      <w:r>
-        <w:t xml:space="preserve">Parte 1: </w:t>
-      </w:r>
-      <w:r>
-        <w:t xml:space="preserve">Armar </w:t>
-      </w:r>
-      <w:r>
-        <w:t>la red y verificar la conectividad</w:t>
+        <w:pStyle w:val="BodyTextL25"/>
+        <w:jc w:val="both"/>
+      </w:pPr>
+      <w:r>
+        <w:t xml:space="preserve">La traducción de direcciones de red (NAT) es el proceso en el que un dispositivo de red, como un </w:t>
+      </w:r>
+      <w:proofErr w:type="spellStart"/>
+      <w:r>
+        <w:t>router</w:t>
+      </w:r>
+      <w:proofErr w:type="spellEnd"/>
+      <w:r>
+        <w:t xml:space="preserve"> Cisco, asigna una dirección pública a los dispositivos host dentro de una red privada. El motivo principal para usar NAT es reducir el número de direcciones IP públicas que usa una organización, ya que la cantidad de direcciones IPv4 públicas disponibles es limitada.</w:t>
       </w:r>
     </w:p>
     <w:p>
       <w:pPr>
-        <w:pStyle w:val="BodyTextL25Bold"/>
-      </w:pPr>
-      <w:r>
-        <w:t xml:space="preserve">Parte 2: </w:t>
-      </w:r>
-      <w:r>
-        <w:t xml:space="preserve">Configurar </w:t>
-      </w:r>
-      <w:r>
-        <w:t>y verificar la NAT estátic</w:t>
-      </w:r>
-      <w:r>
-        <w:t>o</w:t>
-      </w:r>
-    </w:p>
-    <w:p>
-      <w:pPr>
-        <w:pStyle w:val="BodyTextL25Bold"/>
-      </w:pPr>
-      <w:r>
-        <w:t xml:space="preserve">Parte 3: </w:t>
-      </w:r>
-      <w:r>
-        <w:t xml:space="preserve">Configurar </w:t>
-      </w:r>
-      <w:r>
-        <w:t>y verificar la NAT dinámic</w:t>
-      </w:r>
-      <w:r>
-        <w:t>o</w:t>
-      </w:r>
-    </w:p>
-    <w:p>
-      <w:pPr>
-        <w:pStyle w:val="LabSection"/>
-      </w:pPr>
-      <w:r>
-        <w:t>Aspectos básicos/situación</w:t>
-      </w:r>
-    </w:p>
-    <w:p>
-      <w:pPr>
         <w:pStyle w:val="BodyTextL25"/>
         <w:jc w:val="both"/>
       </w:pPr>
       <w:r>
-        <w:t xml:space="preserve">La traducción de direcciones de red (NAT) es el proceso en el que un dispositivo de red, como un </w:t>
+        <w:t xml:space="preserve">En esta práctica de laboratorio, un </w:t>
+      </w:r>
+      <w:r>
+        <w:rPr>
+          <w:b/>
+          <w:bCs/>
+        </w:rPr>
+        <w:t xml:space="preserve">ISP </w:t>
+      </w:r>
+      <w:r>
+        <w:t xml:space="preserve">asignó a una empresa el espacio de direcciones IP públicas </w:t>
+      </w:r>
+      <w:r>
+        <w:rPr>
+          <w:b/>
+          <w:bCs/>
+        </w:rPr>
+        <w:t>209.165.200.224</w:t>
+      </w:r>
+      <w:r>
+        <w:rPr>
+          <w:b/>
+          <w:bCs/>
+        </w:rPr>
+        <w:t xml:space="preserve"> </w:t>
+      </w:r>
+      <w:r>
+        <w:rPr>
+          <w:b/>
+          <w:bCs/>
+        </w:rPr>
+        <w:t>/27</w:t>
+      </w:r>
+      <w:r>
+        <w:t xml:space="preserve">. Esto proporciona 30 direcciones IP públicas a la empresa. Las direcciones </w:t>
+      </w:r>
+      <w:r>
+        <w:rPr>
+          <w:b/>
+          <w:bCs/>
+        </w:rPr>
+        <w:t>209.165.200.22</w:t>
+      </w:r>
+      <w:r>
+        <w:rPr>
+          <w:b/>
+          <w:bCs/>
+        </w:rPr>
+        <w:t>4</w:t>
+      </w:r>
+      <w:r>
+        <w:t xml:space="preserve"> a </w:t>
+      </w:r>
+      <w:r>
+        <w:rPr>
+          <w:b/>
+          <w:bCs/>
+        </w:rPr>
+        <w:t>209.165.200.241</w:t>
+      </w:r>
+      <w:r>
+        <w:t xml:space="preserve"> son para la asignación estática, y las direcciones </w:t>
+      </w:r>
+      <w:r>
+        <w:rPr>
+          <w:b/>
+          <w:bCs/>
+        </w:rPr>
+        <w:t>209.165.200.242</w:t>
+      </w:r>
+      <w:r>
+        <w:t xml:space="preserve"> a </w:t>
+      </w:r>
+      <w:r>
+        <w:rPr>
+          <w:b/>
+          <w:bCs/>
+        </w:rPr>
+        <w:t>209.165.200.25</w:t>
+      </w:r>
+      <w:r>
+        <w:rPr>
+          <w:b/>
+          <w:bCs/>
+        </w:rPr>
+        <w:t>5</w:t>
+      </w:r>
+      <w:r>
+        <w:t xml:space="preserve"> son para la asignación dinámica. Del </w:t>
+      </w:r>
+      <w:r>
+        <w:rPr>
+          <w:b/>
+          <w:bCs/>
+        </w:rPr>
+        <w:t xml:space="preserve">ISP </w:t>
+      </w:r>
+      <w:r>
+        <w:t xml:space="preserve">al </w:t>
       </w:r>
       <w:proofErr w:type="spellStart"/>
       <w:r>
@@ -792,86 +1058,85 @@
       </w:r>
       <w:proofErr w:type="spellEnd"/>
       <w:r>
-        <w:t xml:space="preserve"> Cisco, asigna una dirección pública a los dispositivos host dentro de una red privada. El motivo principal para usar NAT es reducir el número de direcciones IP públicas que usa una organización, ya que la cantidad de direcciones IPv4 públicas disponibles es limitada.</w:t>
-      </w:r>
-    </w:p>
-    <w:p>
-      <w:pPr>
-        <w:pStyle w:val="BodyTextL25"/>
-        <w:jc w:val="both"/>
-      </w:pPr>
-      <w:r>
-        <w:t xml:space="preserve">En esta práctica de laboratorio, un ISP asignó a una empresa el espacio de direcciones IP públicas 209.165.200.224/27. Esto proporciona 30 direcciones IP públicas a la empresa. Las direcciones </w:t>
-      </w:r>
-      <w:r>
-        <w:lastRenderedPageBreak/>
-        <w:t>209.165.200.22</w:t>
-      </w:r>
-      <w:r>
-        <w:t>4</w:t>
-      </w:r>
-      <w:r>
-        <w:t xml:space="preserve"> a 209.165.200.241 son para la asignación estática, y las direcciones 209.165.200.242 a 209.165.200.25</w:t>
-      </w:r>
-      <w:r>
-        <w:t>5</w:t>
-      </w:r>
-      <w:r>
-        <w:t xml:space="preserve"> son para la asignación dinámica. Del ISP al </w:t>
+        <w:t xml:space="preserve"> </w:t>
+      </w:r>
+      <w:r>
+        <w:rPr>
+          <w:b/>
+          <w:bCs/>
+        </w:rPr>
+        <w:t>G</w:t>
+      </w:r>
+      <w:r>
+        <w:rPr>
+          <w:b/>
+          <w:bCs/>
+        </w:rPr>
+        <w:t>ateway</w:t>
+      </w:r>
+      <w:r>
+        <w:t xml:space="preserve"> se usa una ruta estática, y del </w:t>
+      </w:r>
+      <w:r>
+        <w:rPr>
+          <w:b/>
+          <w:bCs/>
+        </w:rPr>
+        <w:t>G</w:t>
+      </w:r>
+      <w:r>
+        <w:rPr>
+          <w:b/>
+          <w:bCs/>
+        </w:rPr>
+        <w:t>ateway</w:t>
+      </w:r>
+      <w:r>
+        <w:t xml:space="preserve"> al </w:t>
+      </w:r>
+      <w:r>
+        <w:rPr>
+          <w:b/>
+          <w:bCs/>
+        </w:rPr>
+        <w:t>ISP</w:t>
+      </w:r>
+      <w:r>
+        <w:t xml:space="preserve"> se usa una ruta p</w:t>
+      </w:r>
+      <w:r>
+        <w:t>or default</w:t>
+      </w:r>
+      <w:r>
+        <w:t>. La conexión del I</w:t>
+      </w:r>
+      <w:r>
+        <w:rPr>
+          <w:b/>
+          <w:bCs/>
+        </w:rPr>
+        <w:t xml:space="preserve">SP </w:t>
+      </w:r>
+      <w:r>
+        <w:t xml:space="preserve">a Internet se simula mediante una dirección de </w:t>
       </w:r>
       <w:proofErr w:type="spellStart"/>
       <w:r>
-        <w:t>router</w:t>
+        <w:t>loopback</w:t>
       </w:r>
       <w:proofErr w:type="spellEnd"/>
       <w:r>
-        <w:t xml:space="preserve"> de </w:t>
-      </w:r>
-      <w:proofErr w:type="spellStart"/>
-      <w:r>
-        <w:t>gateway</w:t>
-      </w:r>
-      <w:proofErr w:type="spellEnd"/>
-      <w:r>
-        <w:t xml:space="preserve"> se usa una ruta estática, y del </w:t>
-      </w:r>
-      <w:proofErr w:type="spellStart"/>
-      <w:r>
-        <w:t>gateway</w:t>
-      </w:r>
-      <w:proofErr w:type="spellEnd"/>
-      <w:r>
-        <w:t xml:space="preserve"> al </w:t>
-      </w:r>
-      <w:proofErr w:type="spellStart"/>
-      <w:r>
-        <w:t>router</w:t>
-      </w:r>
-      <w:proofErr w:type="spellEnd"/>
-      <w:r>
-        <w:t xml:space="preserve"> ISP se usa una ruta p</w:t>
-      </w:r>
-      <w:r>
-        <w:t>or default</w:t>
-      </w:r>
-      <w:r>
-        <w:t xml:space="preserve">. La conexión del ISP a Internet se simula mediante una dirección de </w:t>
-      </w:r>
-      <w:proofErr w:type="spellStart"/>
-      <w:r>
-        <w:t>loopback</w:t>
-      </w:r>
-      <w:proofErr w:type="spellEnd"/>
-      <w:r>
         <w:t xml:space="preserve"> en el </w:t>
       </w:r>
-      <w:proofErr w:type="spellStart"/>
-      <w:r>
-        <w:t>router</w:t>
-      </w:r>
-      <w:proofErr w:type="spellEnd"/>
-      <w:r>
-        <w:t xml:space="preserve"> ISP.</w:t>
+      <w:r>
+        <w:rPr>
+          <w:b/>
+          <w:bCs/>
+        </w:rPr>
+        <w:t>ISP</w:t>
+      </w:r>
+      <w:r>
+        <w:t>.</w:t>
       </w:r>
     </w:p>
     <w:p>
@@ -905,6 +1170,7 @@
     <w:p>
       <w:pPr>
         <w:pStyle w:val="StepHead"/>
+        <w:spacing w:after="0"/>
       </w:pPr>
       <w:r>
         <w:t>Realizar</w:t>
@@ -926,6 +1192,8 @@
     <w:p>
       <w:pPr>
         <w:pStyle w:val="BodyTextL25"/>
+        <w:spacing w:before="0"/>
+        <w:ind w:left="357"/>
       </w:pPr>
       <w:r>
         <w:t>Conecte los dispositivos como se muestra en la topología y realice el cableado necesario.</w:t>
@@ -936,6 +1204,7 @@
         <w:pStyle w:val="StepHead"/>
       </w:pPr>
       <w:r>
+        <w:lastRenderedPageBreak/>
         <w:t>Configurar</w:t>
       </w:r>
       <w:r>
@@ -998,7 +1267,7 @@
         <w:spacing w:line="228" w:lineRule="auto"/>
       </w:pPr>
       <w:r>
-        <w:t xml:space="preserve">Copie la siguiente configuración básica y péguela en la configuración en ejecución en el </w:t>
+        <w:t xml:space="preserve">Realice la configuración básica en cada </w:t>
       </w:r>
       <w:proofErr w:type="spellStart"/>
       <w:r>
@@ -1011,331 +1280,140 @@
     </w:p>
     <w:p>
       <w:pPr>
-        <w:pStyle w:val="CMD"/>
-        <w:ind w:left="1240"/>
-        <w:rPr>
-          <w:lang w:val="en-US"/>
-        </w:rPr>
-      </w:pPr>
-      <w:r>
-        <w:rPr>
-          <w:lang w:val="en-US"/>
-        </w:rPr>
-        <w:t xml:space="preserve">no </w:t>
-      </w:r>
-      <w:proofErr w:type="spellStart"/>
-      <w:r>
-        <w:rPr>
-          <w:lang w:val="en-US"/>
-        </w:rPr>
-        <w:t>ip</w:t>
-      </w:r>
-      <w:proofErr w:type="spellEnd"/>
-      <w:r>
-        <w:rPr>
-          <w:lang w:val="en-US"/>
-        </w:rPr>
-        <w:t xml:space="preserve"> domain-lookup</w:t>
+        <w:pStyle w:val="SubStepAlpha"/>
+        <w:spacing w:line="216" w:lineRule="auto"/>
+      </w:pPr>
+      <w:r>
+        <w:t>Configure el nombre de host como se muestra en la topología.</w:t>
       </w:r>
     </w:p>
     <w:p>
       <w:pPr>
-        <w:pStyle w:val="CMD"/>
-        <w:ind w:left="1240"/>
-        <w:rPr>
-          <w:lang w:val="en-US"/>
-        </w:rPr>
-      </w:pPr>
-      <w:r>
-        <w:rPr>
-          <w:lang w:val="en-US"/>
-        </w:rPr>
-        <w:t>service password-encryption</w:t>
+        <w:pStyle w:val="SubStepAlpha"/>
+        <w:spacing w:line="216" w:lineRule="auto"/>
+      </w:pPr>
+      <w:r>
+        <w:t>Co</w:t>
+      </w:r>
+      <w:r>
+        <w:t>nfigure las interfaces del ruteador.</w:t>
       </w:r>
     </w:p>
     <w:p>
       <w:pPr>
-        <w:pStyle w:val="CMD"/>
-        <w:ind w:left="1240"/>
-        <w:rPr>
-          <w:lang w:val="en-US"/>
-        </w:rPr>
-      </w:pPr>
-      <w:r>
-        <w:rPr>
-          <w:lang w:val="en-US"/>
-        </w:rPr>
-        <w:t>enable secret class</w:t>
+        <w:pStyle w:val="SubStepAlpha"/>
+        <w:spacing w:line="216" w:lineRule="auto"/>
+      </w:pPr>
+      <w:r>
+        <w:t xml:space="preserve">Establece el </w:t>
+      </w:r>
+      <w:proofErr w:type="spellStart"/>
+      <w:r>
+        <w:t>clock</w:t>
+      </w:r>
+      <w:proofErr w:type="spellEnd"/>
+      <w:r>
+        <w:t xml:space="preserve"> </w:t>
+      </w:r>
+      <w:proofErr w:type="spellStart"/>
+      <w:r>
+        <w:t>rate</w:t>
+      </w:r>
+      <w:proofErr w:type="spellEnd"/>
+      <w:r>
+        <w:t xml:space="preserve"> en las interfaces seriales DCE con un valor de </w:t>
+      </w:r>
+      <w:r>
+        <w:rPr>
+          <w:b/>
+          <w:bCs/>
+        </w:rPr>
+        <w:t>64000</w:t>
+      </w:r>
+      <w:r>
+        <w:t>.</w:t>
       </w:r>
     </w:p>
     <w:p>
       <w:pPr>
-        <w:pStyle w:val="CMD"/>
-        <w:ind w:left="1240"/>
-        <w:rPr>
-          <w:lang w:val="en-US"/>
-        </w:rPr>
-      </w:pPr>
-      <w:r>
-        <w:rPr>
-          <w:lang w:val="en-US"/>
-        </w:rPr>
-        <w:t xml:space="preserve">banner </w:t>
-      </w:r>
-      <w:proofErr w:type="spellStart"/>
-      <w:r>
-        <w:rPr>
-          <w:lang w:val="en-US"/>
-        </w:rPr>
-        <w:t>motd</w:t>
-      </w:r>
-      <w:proofErr w:type="spellEnd"/>
-      <w:r>
-        <w:rPr>
-          <w:lang w:val="en-US"/>
-        </w:rPr>
-        <w:t xml:space="preserve"> #</w:t>
+        <w:pStyle w:val="StepHead"/>
+      </w:pPr>
+      <w:r>
+        <w:t>Configurar</w:t>
+      </w:r>
+      <w:r>
+        <w:rPr>
+          <w:rFonts w:hint="eastAsia"/>
+          <w:lang w:eastAsia="zh-CN"/>
+        </w:rPr>
+        <w:t xml:space="preserve"> </w:t>
+      </w:r>
+      <w:r>
+        <w:rPr>
+          <w:lang w:eastAsia="zh-CN"/>
+        </w:rPr>
+        <w:t>ruteo</w:t>
+      </w:r>
+      <w:r>
+        <w:t xml:space="preserve"> estático</w:t>
       </w:r>
     </w:p>
     <w:p>
       <w:pPr>
-        <w:pStyle w:val="CMD"/>
-        <w:ind w:left="1240"/>
-        <w:rPr>
-          <w:lang w:val="en-US"/>
-        </w:rPr>
-      </w:pPr>
-      <w:r>
-        <w:rPr>
-          <w:lang w:val="en-US"/>
-        </w:rPr>
-        <w:t>Unauthorized access is strictly prohibited. #</w:t>
-      </w:r>
-    </w:p>
-    <w:p>
-      <w:pPr>
-        <w:pStyle w:val="CMD"/>
-        <w:ind w:left="1240"/>
-        <w:rPr>
-          <w:lang w:val="en-US"/>
-        </w:rPr>
-      </w:pPr>
-      <w:r>
-        <w:rPr>
-          <w:lang w:val="en-US"/>
-        </w:rPr>
-        <w:t>line con 0</w:t>
-      </w:r>
-    </w:p>
-    <w:p>
-      <w:pPr>
-        <w:pStyle w:val="CMD"/>
-        <w:ind w:left="1240"/>
-        <w:rPr>
-          <w:lang w:val="en-US"/>
-        </w:rPr>
-      </w:pPr>
-      <w:r>
-        <w:rPr>
-          <w:lang w:val="en-US"/>
-        </w:rPr>
-        <w:t>password cisco</w:t>
-      </w:r>
-    </w:p>
-    <w:p>
-      <w:pPr>
-        <w:pStyle w:val="CMD"/>
-        <w:ind w:left="1240"/>
-        <w:rPr>
-          <w:lang w:val="en-US"/>
-        </w:rPr>
-      </w:pPr>
-      <w:r>
-        <w:rPr>
-          <w:lang w:val="en-US"/>
-        </w:rPr>
-        <w:t>login</w:t>
-      </w:r>
-    </w:p>
-    <w:p>
-      <w:pPr>
-        <w:pStyle w:val="CMD"/>
-        <w:ind w:left="1240"/>
-        <w:rPr>
-          <w:lang w:val="en-US"/>
-        </w:rPr>
-      </w:pPr>
-      <w:r>
-        <w:rPr>
-          <w:lang w:val="en-US"/>
-        </w:rPr>
-        <w:t>logging synchronous</w:t>
-      </w:r>
-    </w:p>
-    <w:p>
-      <w:pPr>
-        <w:pStyle w:val="CMD"/>
-        <w:ind w:left="1240"/>
-      </w:pPr>
-      <w:r>
-        <w:t xml:space="preserve">line </w:t>
-      </w:r>
-      <w:proofErr w:type="spellStart"/>
-      <w:r>
-        <w:t>vty</w:t>
-      </w:r>
-      <w:proofErr w:type="spellEnd"/>
-      <w:r>
-        <w:t xml:space="preserve"> 0 4</w:t>
-      </w:r>
-    </w:p>
-    <w:p>
-      <w:pPr>
-        <w:pStyle w:val="CMD"/>
-        <w:ind w:left="1240"/>
-      </w:pPr>
-      <w:proofErr w:type="spellStart"/>
-      <w:r>
-        <w:t>password</w:t>
-      </w:r>
-      <w:proofErr w:type="spellEnd"/>
-      <w:r>
-        <w:t xml:space="preserve"> cisco</w:t>
-      </w:r>
-    </w:p>
-    <w:p>
-      <w:pPr>
-        <w:pStyle w:val="CMD"/>
-        <w:ind w:left="1240"/>
-      </w:pPr>
-      <w:proofErr w:type="spellStart"/>
-      <w:r>
-        <w:t>login</w:t>
-      </w:r>
-      <w:proofErr w:type="spellEnd"/>
-    </w:p>
-    <w:p>
-      <w:pPr>
         <w:pStyle w:val="SubStepAlpha"/>
         <w:spacing w:line="216" w:lineRule="auto"/>
       </w:pPr>
       <w:r>
-        <w:t>Configure el nombre de host como se muestra en la topología.</w:t>
-      </w:r>
-    </w:p>
-    <w:p>
-      <w:pPr>
-        <w:pStyle w:val="SubStepAlpha"/>
-        <w:spacing w:line="216" w:lineRule="auto"/>
-      </w:pPr>
-      <w:r>
-        <w:t>Co</w:t>
-      </w:r>
-      <w:r>
-        <w:t>nfigure las interfaces del ruteador.</w:t>
-      </w:r>
-    </w:p>
-    <w:p>
-      <w:pPr>
-        <w:pStyle w:val="SubStepAlpha"/>
-        <w:spacing w:line="216" w:lineRule="auto"/>
-      </w:pPr>
-      <w:r>
-        <w:t xml:space="preserve">Establece el </w:t>
+        <w:t xml:space="preserve">Cree una ruta estática del </w:t>
+      </w:r>
+      <w:r>
+        <w:rPr>
+          <w:b/>
+          <w:bCs/>
+        </w:rPr>
+        <w:t xml:space="preserve">ISP </w:t>
+      </w:r>
+      <w:r>
+        <w:t xml:space="preserve">al </w:t>
       </w:r>
       <w:proofErr w:type="spellStart"/>
       <w:r>
-        <w:t>clock</w:t>
+        <w:t>router</w:t>
       </w:r>
       <w:proofErr w:type="spellEnd"/>
       <w:r>
         <w:t xml:space="preserve"> </w:t>
       </w:r>
-      <w:proofErr w:type="spellStart"/>
-      <w:r>
-        <w:t>rate</w:t>
-      </w:r>
-      <w:proofErr w:type="spellEnd"/>
-      <w:r>
-        <w:t xml:space="preserve"> en las interfaces seriales DCE con un valor de </w:t>
-      </w:r>
       <w:r>
         <w:rPr>
           <w:b/>
           <w:bCs/>
         </w:rPr>
-        <w:t>64000</w:t>
-      </w:r>
-      <w:r>
-        <w:t>.</w:t>
-      </w:r>
-    </w:p>
-    <w:p>
-      <w:pPr>
-        <w:pStyle w:val="StepHead"/>
-      </w:pPr>
-      <w:r>
-        <w:t>Configurar</w:t>
-      </w:r>
-      <w:r>
-        <w:rPr>
-          <w:rFonts w:hint="eastAsia"/>
-          <w:lang w:eastAsia="zh-CN"/>
+        <w:t>Gateway</w:t>
+      </w:r>
+      <w:r>
+        <w:t xml:space="preserve"> usando el rango asignado de direcciones de red públicas </w:t>
+      </w:r>
+      <w:r>
+        <w:rPr>
+          <w:b/>
+          <w:bCs/>
+        </w:rPr>
+        <w:t>209.165.200.224</w:t>
+      </w:r>
+      <w:r>
+        <w:rPr>
+          <w:b/>
+          <w:bCs/>
         </w:rPr>
         <w:t xml:space="preserve"> </w:t>
       </w:r>
       <w:r>
         <w:rPr>
-          <w:lang w:eastAsia="zh-CN"/>
-        </w:rPr>
-        <w:t>ruteo</w:t>
-      </w:r>
-      <w:r>
-        <w:t xml:space="preserve"> estático</w:t>
-      </w:r>
-    </w:p>
-    <w:p>
-      <w:pPr>
-        <w:pStyle w:val="SubStepAlpha"/>
-        <w:spacing w:line="216" w:lineRule="auto"/>
-      </w:pPr>
-      <w:r>
-        <w:t xml:space="preserve">Cree una ruta estática del </w:t>
-      </w:r>
-      <w:r>
-        <w:rPr>
           <w:b/>
           <w:bCs/>
         </w:rPr>
-        <w:t xml:space="preserve">ISP </w:t>
-      </w:r>
-      <w:r>
-        <w:t xml:space="preserve">al </w:t>
-      </w:r>
-      <w:proofErr w:type="spellStart"/>
-      <w:r>
-        <w:t>router</w:t>
-      </w:r>
-      <w:proofErr w:type="spellEnd"/>
-      <w:r>
-        <w:t xml:space="preserve"> </w:t>
-      </w:r>
-      <w:r>
-        <w:rPr>
-          <w:b/>
-          <w:bCs/>
-        </w:rPr>
-        <w:t>Gateway</w:t>
-      </w:r>
-      <w:r>
-        <w:t xml:space="preserve"> usando el rango asignado de direcciones de red públicas </w:t>
-      </w:r>
-      <w:r>
-        <w:rPr>
-          <w:b/>
-          <w:bCs/>
-        </w:rPr>
-        <w:t>209.165.200.224/27</w:t>
+        <w:t>/27</w:t>
       </w:r>
       <w:r>
         <w:t>.</w:t>
@@ -1509,6 +1587,10 @@
         <w:t xml:space="preserve">Desde los equipos host, haga ping a la interfaz </w:t>
       </w:r>
       <w:r>
+        <w:rPr>
+          <w:b/>
+          <w:bCs/>
+        </w:rPr>
         <w:t>G0/0/1</w:t>
       </w:r>
       <w:r>
@@ -1520,7 +1602,17 @@
       </w:r>
       <w:proofErr w:type="spellEnd"/>
       <w:r>
-        <w:t xml:space="preserve"> Gateway. Resuelva los problemas si los pings fallan.</w:t>
+        <w:t xml:space="preserve"> </w:t>
+      </w:r>
+      <w:r>
+        <w:rPr>
+          <w:b/>
+          <w:bCs/>
+        </w:rPr>
+        <w:t>Gateway</w:t>
+      </w:r>
+      <w:r>
+        <w:t>. Resuelva los problemas si los pings fallan.</w:t>
       </w:r>
     </w:p>
     <w:p>
@@ -1572,7 +1664,6 @@
         <w:jc w:val="both"/>
       </w:pPr>
       <w:r>
-        <w:lastRenderedPageBreak/>
         <w:t>Configuración y verificación de la NAT estátic</w:t>
       </w:r>
       <w:r>
@@ -1623,7 +1714,34 @@
       </w:r>
       <w:proofErr w:type="spellEnd"/>
       <w:r>
-        <w:t xml:space="preserve"> que traduzca entre la dirección privada del servidor interno 192.168.1.20 y la dirección pública 209.165.200.225. Esto permite que los usuarios de Internet accedan a la PC-A. La PC-A simula un servidor o un dispositivo con una dirección constante a la que se puede acceder desde Internet.</w:t>
+        <w:t xml:space="preserve"> que traduzca entre la dirección privada del servidor interno </w:t>
+      </w:r>
+      <w:r>
+        <w:rPr>
+          <w:b/>
+          <w:bCs/>
+        </w:rPr>
+        <w:t>192.168.1.20</w:t>
+      </w:r>
+      <w:r>
+        <w:t xml:space="preserve"> y la dirección pública </w:t>
+      </w:r>
+      <w:r>
+        <w:rPr>
+          <w:b/>
+          <w:bCs/>
+        </w:rPr>
+        <w:t>209.165.200.22</w:t>
+      </w:r>
+      <w:r>
+        <w:rPr>
+          <w:b/>
+          <w:bCs/>
+        </w:rPr>
+        <w:t>4</w:t>
+      </w:r>
+      <w:r>
+        <w:t>. Esto permite que los usuarios de Internet accedan a la PC-A. La PC-A simula un servidor o un dispositivo con una dirección constante a la que se puede acceder desde Internet.</w:t>
       </w:r>
     </w:p>
     <w:p>
@@ -1639,7 +1757,21 @@
         <w:rPr>
           <w:lang w:val="en-US"/>
         </w:rPr>
-        <w:t xml:space="preserve">Gateway(config)# </w:t>
+        <w:t>Gateway(</w:t>
+      </w:r>
+      <w:proofErr w:type="gramStart"/>
+      <w:r>
+        <w:rPr>
+          <w:lang w:val="en-US"/>
+        </w:rPr>
+        <w:t>config)#</w:t>
+      </w:r>
+      <w:proofErr w:type="gramEnd"/>
+      <w:r>
+        <w:rPr>
+          <w:lang w:val="en-US"/>
+        </w:rPr>
+        <w:t xml:space="preserve"> </w:t>
       </w:r>
       <w:proofErr w:type="spellStart"/>
       <w:r>
@@ -1827,7 +1959,21 @@
         <w:rPr>
           <w:lang w:val="en-US"/>
         </w:rPr>
-        <w:t xml:space="preserve">Gateway(config-if)# </w:t>
+        <w:t>Gateway(config-</w:t>
+      </w:r>
+      <w:proofErr w:type="gramStart"/>
+      <w:r>
+        <w:rPr>
+          <w:lang w:val="en-US"/>
+        </w:rPr>
+        <w:t>if)#</w:t>
+      </w:r>
+      <w:proofErr w:type="gramEnd"/>
+      <w:r>
+        <w:rPr>
+          <w:lang w:val="en-US"/>
+        </w:rPr>
+        <w:t xml:space="preserve"> </w:t>
       </w:r>
       <w:proofErr w:type="spellStart"/>
       <w:r>
@@ -1874,7 +2020,21 @@
         <w:rPr>
           <w:lang w:val="en-US"/>
         </w:rPr>
-        <w:t xml:space="preserve">Gateway(config-if)# </w:t>
+        <w:t>Gateway(config-</w:t>
+      </w:r>
+      <w:proofErr w:type="gramStart"/>
+      <w:r>
+        <w:rPr>
+          <w:lang w:val="en-US"/>
+        </w:rPr>
+        <w:t>if)#</w:t>
+      </w:r>
+      <w:proofErr w:type="gramEnd"/>
+      <w:r>
+        <w:rPr>
+          <w:lang w:val="en-US"/>
+        </w:rPr>
+        <w:t xml:space="preserve"> </w:t>
       </w:r>
       <w:r>
         <w:rPr>
@@ -1902,7 +2062,21 @@
         <w:rPr>
           <w:lang w:val="en-US"/>
         </w:rPr>
-        <w:t xml:space="preserve">Gateway(config-if)# </w:t>
+        <w:t>Gateway(config-</w:t>
+      </w:r>
+      <w:proofErr w:type="gramStart"/>
+      <w:r>
+        <w:rPr>
+          <w:lang w:val="en-US"/>
+        </w:rPr>
+        <w:t>if)#</w:t>
+      </w:r>
+      <w:proofErr w:type="gramEnd"/>
+      <w:r>
+        <w:rPr>
+          <w:lang w:val="en-US"/>
+        </w:rPr>
+        <w:t xml:space="preserve"> </w:t>
       </w:r>
       <w:proofErr w:type="spellStart"/>
       <w:r>
@@ -1963,11 +2137,19 @@
       <w:r>
         <w:t xml:space="preserve">Muestre la tabla de NAT estática mediante la emisión del comando </w:t>
       </w:r>
-      <w:r>
-        <w:rPr>
-          <w:b/>
-        </w:rPr>
-        <w:t xml:space="preserve">show </w:t>
+      <w:proofErr w:type="gramStart"/>
+      <w:r>
+        <w:rPr>
+          <w:b/>
+        </w:rPr>
+        <w:t>show</w:t>
+      </w:r>
+      <w:proofErr w:type="gramEnd"/>
+      <w:r>
+        <w:rPr>
+          <w:b/>
+        </w:rPr>
+        <w:t xml:space="preserve"> </w:t>
       </w:r>
       <w:proofErr w:type="spellStart"/>
       <w:r>
@@ -2089,10 +2271,16 @@
     </w:p>
     <w:p>
       <w:pPr>
+        <w:pStyle w:val="CMDOutput"/>
+      </w:pPr>
+    </w:p>
+    <w:p>
+      <w:pPr>
         <w:pStyle w:val="SubStepAlpha"/>
         <w:jc w:val="both"/>
       </w:pPr>
       <w:r>
+        <w:lastRenderedPageBreak/>
         <w:t xml:space="preserve">En la </w:t>
       </w:r>
       <w:r>
@@ -2123,15 +2311,13 @@
         <w:t>ISP</w:t>
       </w:r>
       <w:r>
-        <w:t xml:space="preserve">. Si el ping falló, resuelva y corrija los problemas. En el </w:t>
-      </w:r>
-      <w:proofErr w:type="spellStart"/>
-      <w:r>
-        <w:t>router</w:t>
-      </w:r>
-      <w:proofErr w:type="spellEnd"/>
-      <w:r>
-        <w:t xml:space="preserve"> Gateway, muestre la tabla de NAT.</w:t>
+        <w:t xml:space="preserve"> y</w:t>
+      </w:r>
+      <w:r>
+        <w:t xml:space="preserve"> muestre la tabla de NAT.</w:t>
+      </w:r>
+      <w:r>
+        <w:t xml:space="preserve"> </w:t>
       </w:r>
     </w:p>
     <w:tbl>
@@ -2402,7 +2588,17 @@
       </w:r>
       <w:proofErr w:type="spellEnd"/>
       <w:r>
-        <w:t xml:space="preserve"> Gateway, muestre la tabla de NAT para verificar la traducción.</w:t>
+        <w:t xml:space="preserve"> </w:t>
+      </w:r>
+      <w:r>
+        <w:rPr>
+          <w:b/>
+          <w:bCs/>
+        </w:rPr>
+        <w:t>Gateway</w:t>
+      </w:r>
+      <w:r>
+        <w:t>, muestre la tabla de NAT para verificar la traducción.</w:t>
       </w:r>
     </w:p>
     <w:p>
@@ -2418,12 +2614,21 @@
         </w:rPr>
         <w:t xml:space="preserve">Gateway# </w:t>
       </w:r>
+      <w:proofErr w:type="gramStart"/>
       <w:r>
         <w:rPr>
           <w:b/>
           <w:lang w:val="es-MX"/>
         </w:rPr>
-        <w:t xml:space="preserve">show </w:t>
+        <w:t>show</w:t>
+      </w:r>
+      <w:proofErr w:type="gramEnd"/>
+      <w:r>
+        <w:rPr>
+          <w:b/>
+          <w:lang w:val="es-MX"/>
+        </w:rPr>
+        <w:t xml:space="preserve"> </w:t>
       </w:r>
       <w:proofErr w:type="spellStart"/>
       <w:r>
@@ -2774,12 +2979,21 @@
         </w:rPr>
         <w:t xml:space="preserve">Gateway# </w:t>
       </w:r>
+      <w:proofErr w:type="gramStart"/>
       <w:r>
         <w:rPr>
           <w:b/>
           <w:lang w:val="es-MX"/>
         </w:rPr>
-        <w:t xml:space="preserve">show </w:t>
+        <w:t>show</w:t>
+      </w:r>
+      <w:proofErr w:type="gramEnd"/>
+      <w:r>
+        <w:rPr>
+          <w:b/>
+          <w:lang w:val="es-MX"/>
+        </w:rPr>
+        <w:t xml:space="preserve"> </w:t>
       </w:r>
       <w:proofErr w:type="spellStart"/>
       <w:r>
@@ -2828,13 +3042,41 @@
         <w:pStyle w:val="SubStepAlpha"/>
       </w:pPr>
       <w:r>
-        <w:t>Debido a que se configuró NAT estática para la PC-A, verifique que el ping del ISP a la dirección pública de NAT estática de la PC-A (209.165.200.22</w:t>
-      </w:r>
-      <w:r>
+        <w:t xml:space="preserve">Debido a que se configuró NAT estática para la PC-A, verifique que el ping del </w:t>
+      </w:r>
+      <w:r>
+        <w:rPr>
+          <w:b/>
+          <w:bCs/>
+        </w:rPr>
+        <w:t>ISP</w:t>
+      </w:r>
+      <w:r>
+        <w:t xml:space="preserve"> a la dirección pública de NAT estática de la </w:t>
+      </w:r>
+      <w:r>
+        <w:rPr>
+          <w:b/>
+          <w:bCs/>
+        </w:rPr>
+        <w:t>PC-A (209.165.200.22</w:t>
+      </w:r>
+      <w:r>
+        <w:rPr>
+          <w:b/>
+          <w:bCs/>
+        </w:rPr>
         <w:t>4</w:t>
       </w:r>
       <w:r>
-        <w:t>) se realice correctamente.</w:t>
+        <w:rPr>
+          <w:b/>
+          <w:bCs/>
+        </w:rPr>
+        <w:t>)</w:t>
+      </w:r>
+      <w:r>
+        <w:t xml:space="preserve"> se realice correctamente.</w:t>
       </w:r>
     </w:p>
     <w:tbl>
@@ -3097,7 +3339,6 @@
         <w:pStyle w:val="SubStepAlpha"/>
       </w:pPr>
       <w:r>
-        <w:lastRenderedPageBreak/>
         <w:t xml:space="preserve">En el </w:t>
       </w:r>
       <w:proofErr w:type="spellStart"/>
@@ -3106,7 +3347,17 @@
       </w:r>
       <w:proofErr w:type="spellEnd"/>
       <w:r>
-        <w:t xml:space="preserve"> Gateway, muestre la tabla de NAT para verificar la traducción.</w:t>
+        <w:t xml:space="preserve"> </w:t>
+      </w:r>
+      <w:r>
+        <w:rPr>
+          <w:b/>
+          <w:bCs/>
+        </w:rPr>
+        <w:t>Gateway</w:t>
+      </w:r>
+      <w:r>
+        <w:t>, muestre la tabla de NAT para verificar la traducción.</w:t>
       </w:r>
     </w:p>
     <w:p>
@@ -3122,12 +3373,21 @@
         </w:rPr>
         <w:t xml:space="preserve">Gateway# </w:t>
       </w:r>
+      <w:proofErr w:type="gramStart"/>
       <w:r>
         <w:rPr>
           <w:b/>
           <w:lang w:val="es-MX"/>
         </w:rPr>
-        <w:t xml:space="preserve">show </w:t>
+        <w:t>show</w:t>
+      </w:r>
+      <w:proofErr w:type="gramEnd"/>
+      <w:r>
+        <w:rPr>
+          <w:b/>
+          <w:lang w:val="es-MX"/>
+        </w:rPr>
+        <w:t xml:space="preserve"> </w:t>
       </w:r>
       <w:proofErr w:type="spellStart"/>
       <w:r>
@@ -3177,7 +3437,17 @@
         <w:jc w:val="both"/>
       </w:pPr>
       <w:r>
-        <w:t xml:space="preserve">Observe que la dirección local externa y la dirección global externa son iguales. Esta dirección es la dirección de origen de red remota del ISP. Para que el ping del </w:t>
+        <w:t xml:space="preserve">Observe que la dirección local externa y la dirección global externa son iguales. Esta dirección es la dirección de origen de red remota del </w:t>
+      </w:r>
+      <w:r>
+        <w:rPr>
+          <w:b/>
+          <w:bCs/>
+        </w:rPr>
+        <w:t>ISP</w:t>
+      </w:r>
+      <w:r>
+        <w:t xml:space="preserve">. Para que el ping del </w:t>
       </w:r>
       <w:r>
         <w:rPr>
@@ -3224,13 +3494,15 @@
       <w:r>
         <w:t xml:space="preserve">¿Cuál sería el resultado de hacer ping del </w:t>
       </w:r>
-      <w:proofErr w:type="spellStart"/>
-      <w:r>
-        <w:t>router</w:t>
-      </w:r>
-      <w:proofErr w:type="spellEnd"/>
-      <w:r>
-        <w:t xml:space="preserve"> ISP a la dirección local interna de la PC-A? ¿Por qué?</w:t>
+      <w:r>
+        <w:rPr>
+          <w:b/>
+          <w:bCs/>
+        </w:rPr>
+        <w:t xml:space="preserve">ISP </w:t>
+      </w:r>
+      <w:r>
+        <w:t>a la dirección local interna de la PC-A? ¿Por qué?</w:t>
       </w:r>
     </w:p>
     <w:p>
@@ -3410,7 +3682,21 @@
         <w:rPr>
           <w:lang w:val="en-US"/>
         </w:rPr>
-        <w:t xml:space="preserve">Gateway(config)# </w:t>
+        <w:t>Gateway(</w:t>
+      </w:r>
+      <w:proofErr w:type="gramStart"/>
+      <w:r>
+        <w:rPr>
+          <w:lang w:val="en-US"/>
+        </w:rPr>
+        <w:t>config)#</w:t>
+      </w:r>
+      <w:proofErr w:type="gramEnd"/>
+      <w:r>
+        <w:rPr>
+          <w:lang w:val="en-US"/>
+        </w:rPr>
+        <w:t xml:space="preserve"> </w:t>
       </w:r>
       <w:r>
         <w:rPr>
@@ -3425,6 +3711,7 @@
         <w:pStyle w:val="StepHead"/>
       </w:pPr>
       <w:r>
+        <w:lastRenderedPageBreak/>
         <w:t>Definir</w:t>
       </w:r>
       <w:r>
@@ -3452,8 +3739,16 @@
         <w:rPr>
           <w:lang w:val="en-US"/>
         </w:rPr>
-        <w:t>Gateway(config)#</w:t>
-      </w:r>
+        <w:t>Gateway(</w:t>
+      </w:r>
+      <w:proofErr w:type="gramStart"/>
+      <w:r>
+        <w:rPr>
+          <w:lang w:val="en-US"/>
+        </w:rPr>
+        <w:t>config)#</w:t>
+      </w:r>
+      <w:proofErr w:type="gramEnd"/>
       <w:r>
         <w:rPr>
           <w:b/>
@@ -3571,7 +3866,21 @@
         <w:rPr>
           <w:lang w:val="en-US"/>
         </w:rPr>
-        <w:t xml:space="preserve">Gateway(config)# </w:t>
+        <w:t>Gateway(</w:t>
+      </w:r>
+      <w:proofErr w:type="gramStart"/>
+      <w:r>
+        <w:rPr>
+          <w:lang w:val="en-US"/>
+        </w:rPr>
+        <w:t>config)#</w:t>
+      </w:r>
+      <w:proofErr w:type="gramEnd"/>
+      <w:r>
+        <w:rPr>
+          <w:lang w:val="en-US"/>
+        </w:rPr>
+        <w:t xml:space="preserve"> </w:t>
       </w:r>
       <w:proofErr w:type="spellStart"/>
       <w:r>
@@ -4117,7 +4426,17 @@
       </w:r>
       <w:proofErr w:type="spellEnd"/>
       <w:r>
-        <w:t xml:space="preserve"> Gateway, muestre la tabla de NAT para verificar la traducción.</w:t>
+        <w:t xml:space="preserve"> </w:t>
+      </w:r>
+      <w:r>
+        <w:rPr>
+          <w:b/>
+          <w:bCs/>
+        </w:rPr>
+        <w:t>Gateway</w:t>
+      </w:r>
+      <w:r>
+        <w:t>, muestre la tabla de NAT para verificar la traducción.</w:t>
       </w:r>
     </w:p>
     <w:p>
@@ -4133,12 +4452,21 @@
         </w:rPr>
         <w:t xml:space="preserve">Gateway# </w:t>
       </w:r>
+      <w:proofErr w:type="gramStart"/>
       <w:r>
         <w:rPr>
           <w:b/>
           <w:lang w:val="es-MX"/>
         </w:rPr>
-        <w:t xml:space="preserve">show </w:t>
+        <w:t>show</w:t>
+      </w:r>
+      <w:proofErr w:type="gramEnd"/>
+      <w:r>
+        <w:rPr>
+          <w:b/>
+          <w:lang w:val="es-MX"/>
+        </w:rPr>
+        <w:t xml:space="preserve"> </w:t>
       </w:r>
       <w:proofErr w:type="spellStart"/>
       <w:r>
@@ -4193,7 +4521,6 @@
         <w:ind w:left="1247" w:hanging="1247"/>
       </w:pPr>
       <w:r>
-        <w:lastRenderedPageBreak/>
         <w:t>Configuración de NAT con sobrecarga (PAT)</w:t>
       </w:r>
     </w:p>
@@ -4205,7 +4532,17 @@
         <w:jc w:val="both"/>
       </w:pPr>
       <w:r>
-        <w:t xml:space="preserve">Un conjunto de NAT dinámica con sobrecarga consta de un conjunto de direcciones IP en una relación de varias direcciones a varias direcciones. El </w:t>
+        <w:t xml:space="preserve">Un conjunto de </w:t>
+      </w:r>
+      <w:r>
+        <w:rPr>
+          <w:b/>
+          <w:bCs/>
+        </w:rPr>
+        <w:t>NAT dinámica con sobrecarga</w:t>
+      </w:r>
+      <w:r>
+        <w:t xml:space="preserve"> consta de un conjunto de direcciones IP en una relación de varias direcciones a varias direcciones. El </w:t>
       </w:r>
       <w:proofErr w:type="spellStart"/>
       <w:r>
@@ -4213,7 +4550,17 @@
       </w:r>
       <w:proofErr w:type="spellEnd"/>
       <w:r>
-        <w:t xml:space="preserve"> usa la primera dirección IP del conjunto y asigna las conexiones mediante el uso de la dirección IP más un número de puerto único. Una vez que se alcanzó la cantidad máxima de traducciones para una única dirección IP en el </w:t>
+        <w:t xml:space="preserve"> usa la primera dirección IP del conjunto y asigna las conexiones mediante el uso de la </w:t>
+      </w:r>
+      <w:r>
+        <w:rPr>
+          <w:b/>
+          <w:bCs/>
+        </w:rPr>
+        <w:t>dirección IP más un número de puerto único</w:t>
+      </w:r>
+      <w:r>
+        <w:t xml:space="preserve">. Una vez que se alcanzó la cantidad máxima de traducciones para una única dirección IP en el </w:t>
       </w:r>
       <w:proofErr w:type="spellStart"/>
       <w:r>
@@ -4221,7 +4568,17 @@
       </w:r>
       <w:proofErr w:type="spellEnd"/>
       <w:r>
-        <w:t>, utiliza la siguiente dirección IP del conjunto. La sobrecarga del conjunto de NAT es una traducción de la dirección del puerto (PAT) que sobrecarga un grupo de direcciones IPv4 públicas.</w:t>
+        <w:t xml:space="preserve">, utiliza la siguiente dirección IP del conjunto. La sobrecarga del conjunto de NAT es una </w:t>
+      </w:r>
+      <w:r>
+        <w:rPr>
+          <w:b/>
+          <w:bCs/>
+        </w:rPr>
+        <w:t>traducción de la dirección del puerto (PAT)</w:t>
+      </w:r>
+      <w:r>
+        <w:t xml:space="preserve"> que sobrecarga un grupo de direcciones IPv4 públicas.</w:t>
       </w:r>
     </w:p>
     <w:p>
@@ -4246,7 +4603,21 @@
         <w:rPr>
           <w:lang w:val="en-US"/>
         </w:rPr>
-        <w:t xml:space="preserve">Gateway(config)# </w:t>
+        <w:t>Gateway(</w:t>
+      </w:r>
+      <w:proofErr w:type="gramStart"/>
+      <w:r>
+        <w:rPr>
+          <w:lang w:val="en-US"/>
+        </w:rPr>
+        <w:t>config)#</w:t>
+      </w:r>
+      <w:proofErr w:type="gramEnd"/>
+      <w:r>
+        <w:rPr>
+          <w:lang w:val="en-US"/>
+        </w:rPr>
+        <w:t xml:space="preserve"> </w:t>
       </w:r>
       <w:proofErr w:type="spellStart"/>
       <w:r>
@@ -4806,12 +5177,21 @@
         </w:rPr>
         <w:t xml:space="preserve">Gateway# </w:t>
       </w:r>
+      <w:proofErr w:type="gramStart"/>
       <w:r>
         <w:rPr>
           <w:b/>
           <w:lang w:val="es-MX"/>
         </w:rPr>
-        <w:t xml:space="preserve">show </w:t>
+        <w:t>show</w:t>
+      </w:r>
+      <w:proofErr w:type="gramEnd"/>
+      <w:r>
+        <w:rPr>
+          <w:b/>
+          <w:lang w:val="es-MX"/>
+        </w:rPr>
+        <w:t xml:space="preserve"> </w:t>
       </w:r>
       <w:proofErr w:type="spellStart"/>
       <w:r>
@@ -4870,7 +5250,7 @@
       <w:headerReference w:type="first" r:id="rId10"/>
       <w:footerReference w:type="first" r:id="rId11"/>
       <w:pgSz w:w="12240" w:h="15840" w:code="1"/>
-      <w:pgMar w:top="1440" w:right="1080" w:bottom="1440" w:left="1080" w:header="720" w:footer="720" w:gutter="0"/>
+      <w:pgMar w:top="1440" w:right="1080" w:bottom="851" w:left="1080" w:header="720" w:footer="720" w:gutter="0"/>
       <w:cols w:space="720"/>
       <w:titlePg/>
       <w:docGrid w:linePitch="360"/>
@@ -4916,7 +5296,7 @@
 <w:ftr xmlns:wpc="http://schemas.microsoft.com/office/word/2010/wordprocessingCanvas" xmlns:cx="http://schemas.microsoft.com/office/drawing/2014/chartex" xmlns:cx1="http://schemas.microsoft.com/office/drawing/2015/9/8/chartex" xmlns:cx2="http://schemas.microsoft.com/office/drawing/2015/10/21/chartex" xmlns:cx3="http://schemas.microsoft.com/office/drawing/2016/5/9/chartex" xmlns:cx4="http://schemas.microsoft.com/office/drawing/2016/5/10/chartex" xmlns:cx5="http://schemas.microsoft.com/office/drawing/2016/5/11/chartex" xmlns:cx6="http://schemas.microsoft.com/office/drawing/2016/5/12/chartex" xmlns:cx7="http://schemas.microsoft.com/office/drawing/2016/5/13/chartex" xmlns:cx8="http://schemas.microsoft.com/office/drawing/2016/5/14/chartex" xmlns:mc="http://schemas.openxmlformats.org/markup-compatibility/2006" xmlns:aink="http://schemas.microsoft.com/office/drawing/2016/ink" xmlns:am3d="http://schemas.microsoft.com/office/drawing/2017/model3d" xmlns:o="urn:schemas-microsoft-com:office:office" xmlns:oel="http://schemas.microsoft.com/office/2019/extlst" xmlns:r="http://schemas.openxmlformats.org/officeDocument/2006/relationships" xmlns:m="http://schemas.openxmlformats.org/officeDocument/2006/math" xmlns:v="urn:schemas-microsoft-com:vml" xmlns:wp14="http://schemas.microsoft.com/office/word/2010/wordprocessingDrawing" xmlns:wp="http://schemas.openxmlformats.org/drawingml/2006/wordprocessingDrawing" xmlns:w10="urn:schemas-microsoft-com:office:word" xmlns:w="http://schemas.openxmlformats.org/wordprocessingml/2006/main" xmlns:w14="http://schemas.microsoft.com/office/word/2010/wordml" xmlns:w15="http://schemas.microsoft.com/office/word/2012/wordml" xmlns:w16cex="http://schemas.microsoft.com/office/word/2018/wordml/cex" xmlns:w16cid="http://schemas.microsoft.com/office/word/2016/wordml/cid" xmlns:w16="http://schemas.microsoft.com/office/word/2018/wordml" xmlns:w16du="http://schemas.microsoft.com/office/word/2023/wordml/word16du" xmlns:w16sdtdh="http://schemas.microsoft.com/office/word/2020/wordml/sdtdatahash" xmlns:w16sdtfl="http://schemas.microsoft.com/office/word/2024/wordml/sdtformatlock" xmlns:w16se="http://schemas.microsoft.com/office/word/2015/wordml/symex" xmlns:wpg="http://schemas.microsoft.com/office/word/2010/wordprocessingGroup" xmlns:wpi="http://schemas.microsoft.com/office/word/2010/wordprocessingInk" xmlns:wne="http://schemas.microsoft.com/office/word/2006/wordml" xmlns:wps="http://schemas.microsoft.com/office/word/2010/wordprocessingShape" mc:Ignorable="w14 w15 w16se w16cid w16 w16cex w16sdtdh w16sdtfl w16du wp14">
   <w:p>
     <w:pPr>
-      <w:pStyle w:val="Footer"/>
+      <w:pStyle w:val="Piedepgina"/>
       <w:rPr>
         <w:szCs w:val="16"/>
       </w:rPr>
@@ -5045,7 +5425,7 @@
 <w:ftr xmlns:wpc="http://schemas.microsoft.com/office/word/2010/wordprocessingCanvas" xmlns:cx="http://schemas.microsoft.com/office/drawing/2014/chartex" xmlns:cx1="http://schemas.microsoft.com/office/drawing/2015/9/8/chartex" xmlns:cx2="http://schemas.microsoft.com/office/drawing/2015/10/21/chartex" xmlns:cx3="http://schemas.microsoft.com/office/drawing/2016/5/9/chartex" xmlns:cx4="http://schemas.microsoft.com/office/drawing/2016/5/10/chartex" xmlns:cx5="http://schemas.microsoft.com/office/drawing/2016/5/11/chartex" xmlns:cx6="http://schemas.microsoft.com/office/drawing/2016/5/12/chartex" xmlns:cx7="http://schemas.microsoft.com/office/drawing/2016/5/13/chartex" xmlns:cx8="http://schemas.microsoft.com/office/drawing/2016/5/14/chartex" xmlns:mc="http://schemas.openxmlformats.org/markup-compatibility/2006" xmlns:aink="http://schemas.microsoft.com/office/drawing/2016/ink" xmlns:am3d="http://schemas.microsoft.com/office/drawing/2017/model3d" xmlns:o="urn:schemas-microsoft-com:office:office" xmlns:oel="http://schemas.microsoft.com/office/2019/extlst" xmlns:r="http://schemas.openxmlformats.org/officeDocument/2006/relationships" xmlns:m="http://schemas.openxmlformats.org/officeDocument/2006/math" xmlns:v="urn:schemas-microsoft-com:vml" xmlns:wp14="http://schemas.microsoft.com/office/word/2010/wordprocessingDrawing" xmlns:wp="http://schemas.openxmlformats.org/drawingml/2006/wordprocessingDrawing" xmlns:w10="urn:schemas-microsoft-com:office:word" xmlns:w="http://schemas.openxmlformats.org/wordprocessingml/2006/main" xmlns:w14="http://schemas.microsoft.com/office/word/2010/wordml" xmlns:w15="http://schemas.microsoft.com/office/word/2012/wordml" xmlns:w16cex="http://schemas.microsoft.com/office/word/2018/wordml/cex" xmlns:w16cid="http://schemas.microsoft.com/office/word/2016/wordml/cid" xmlns:w16="http://schemas.microsoft.com/office/word/2018/wordml" xmlns:w16du="http://schemas.microsoft.com/office/word/2023/wordml/word16du" xmlns:w16sdtdh="http://schemas.microsoft.com/office/word/2020/wordml/sdtdatahash" xmlns:w16sdtfl="http://schemas.microsoft.com/office/word/2024/wordml/sdtformatlock" xmlns:w16se="http://schemas.microsoft.com/office/word/2015/wordml/symex" xmlns:wpg="http://schemas.microsoft.com/office/word/2010/wordprocessingGroup" xmlns:wpi="http://schemas.microsoft.com/office/word/2010/wordprocessingInk" xmlns:wne="http://schemas.microsoft.com/office/word/2006/wordml" xmlns:wps="http://schemas.microsoft.com/office/word/2010/wordprocessingShape" mc:Ignorable="w14 w15 w16se w16cid w16 w16cex w16sdtdh w16sdtfl w16du wp14">
   <w:p>
     <w:pPr>
-      <w:pStyle w:val="Footer"/>
+      <w:pStyle w:val="Piedepgina"/>
       <w:rPr>
         <w:szCs w:val="16"/>
       </w:rPr>
@@ -5210,9 +5590,6 @@
       <w:pStyle w:val="PageHead"/>
     </w:pPr>
     <w:r>
-      <w:t xml:space="preserve">Práctica de laboratorio: </w:t>
-    </w:r>
-    <w:r>
       <w:t>Configuraci</w:t>
     </w:r>
     <w:r>
@@ -5226,7 +5603,7 @@
 <w:hdr xmlns:wpc="http://schemas.microsoft.com/office/word/2010/wordprocessingCanvas" xmlns:cx="http://schemas.microsoft.com/office/drawing/2014/chartex" xmlns:cx1="http://schemas.microsoft.com/office/drawing/2015/9/8/chartex" xmlns:cx2="http://schemas.microsoft.com/office/drawing/2015/10/21/chartex" xmlns:cx3="http://schemas.microsoft.com/office/drawing/2016/5/9/chartex" xmlns:cx4="http://schemas.microsoft.com/office/drawing/2016/5/10/chartex" xmlns:cx5="http://schemas.microsoft.com/office/drawing/2016/5/11/chartex" xmlns:cx6="http://schemas.microsoft.com/office/drawing/2016/5/12/chartex" xmlns:cx7="http://schemas.microsoft.com/office/drawing/2016/5/13/chartex" xmlns:cx8="http://schemas.microsoft.com/office/drawing/2016/5/14/chartex" xmlns:mc="http://schemas.openxmlformats.org/markup-compatibility/2006" xmlns:aink="http://schemas.microsoft.com/office/drawing/2016/ink" xmlns:am3d="http://schemas.microsoft.com/office/drawing/2017/model3d" xmlns:o="urn:schemas-microsoft-com:office:office" xmlns:oel="http://schemas.microsoft.com/office/2019/extlst" xmlns:r="http://schemas.openxmlformats.org/officeDocument/2006/relationships" xmlns:m="http://schemas.openxmlformats.org/officeDocument/2006/math" xmlns:v="urn:schemas-microsoft-com:vml" xmlns:wp14="http://schemas.microsoft.com/office/word/2010/wordprocessingDrawing" xmlns:wp="http://schemas.openxmlformats.org/drawingml/2006/wordprocessingDrawing" xmlns:w10="urn:schemas-microsoft-com:office:word" xmlns:w="http://schemas.openxmlformats.org/wordprocessingml/2006/main" xmlns:w14="http://schemas.microsoft.com/office/word/2010/wordml" xmlns:w15="http://schemas.microsoft.com/office/word/2012/wordml" xmlns:w16cex="http://schemas.microsoft.com/office/word/2018/wordml/cex" xmlns:w16cid="http://schemas.microsoft.com/office/word/2016/wordml/cid" xmlns:w16="http://schemas.microsoft.com/office/word/2018/wordml" xmlns:w16du="http://schemas.microsoft.com/office/word/2023/wordml/word16du" xmlns:w16sdtdh="http://schemas.microsoft.com/office/word/2020/wordml/sdtdatahash" xmlns:w16sdtfl="http://schemas.microsoft.com/office/word/2024/wordml/sdtformatlock" xmlns:w16se="http://schemas.microsoft.com/office/word/2015/wordml/symex" xmlns:wpg="http://schemas.microsoft.com/office/word/2010/wordprocessingGroup" xmlns:wpi="http://schemas.microsoft.com/office/word/2010/wordprocessingInk" xmlns:wne="http://schemas.microsoft.com/office/word/2006/wordml" xmlns:wps="http://schemas.microsoft.com/office/word/2010/wordprocessingShape" mc:Ignorable="w14 w15 w16se w16cid w16 w16cex w16sdtdh w16sdtfl w16du wp14">
   <w:p>
     <w:pPr>
-      <w:pStyle w:val="Header"/>
+      <w:pStyle w:val="Encabezado"/>
     </w:pPr>
     <w:r>
       <w:rPr>
@@ -5245,7 +5622,7 @@
           <wp:extent cx="7776210" cy="678180"/>
           <wp:effectExtent l="0" t="0" r="0" b="7620"/>
           <wp:wrapNone/>
-          <wp:docPr id="1" name="Picture 1" descr="Cisco NetAcad_Header(Vertical)-01"/>
+          <wp:docPr id="437177921" name="Picture 1" descr="Cisco NetAcad_Header(Vertical)-01"/>
           <wp:cNvGraphicFramePr>
             <a:graphicFrameLocks xmlns:a="http://schemas.openxmlformats.org/drawingml/2006/main" noChangeAspect="1"/>
           </wp:cNvGraphicFramePr>
@@ -6648,11 +7025,11 @@
       <w:lang w:val="es-ES" w:eastAsia="es-ES" w:bidi="es-ES"/>
     </w:rPr>
   </w:style>
-  <w:style w:type="paragraph" w:styleId="Heading1">
+  <w:style w:type="paragraph" w:styleId="Ttulo1">
     <w:name w:val="heading 1"/>
     <w:basedOn w:val="Normal"/>
     <w:next w:val="Normal"/>
-    <w:link w:val="Heading1Char"/>
+    <w:link w:val="Ttulo1Car"/>
     <w:autoRedefine/>
     <w:uiPriority w:val="9"/>
     <w:qFormat/>
@@ -6672,11 +7049,11 @@
       <w:szCs w:val="28"/>
     </w:rPr>
   </w:style>
-  <w:style w:type="paragraph" w:styleId="Heading2">
+  <w:style w:type="paragraph" w:styleId="Ttulo2">
     <w:name w:val="heading 2"/>
     <w:basedOn w:val="Normal"/>
     <w:next w:val="Normal"/>
-    <w:link w:val="Heading2Char"/>
+    <w:link w:val="Ttulo2Car"/>
     <w:autoRedefine/>
     <w:uiPriority w:val="9"/>
     <w:qFormat/>
@@ -6696,12 +7073,13 @@
       <w:szCs w:val="26"/>
     </w:rPr>
   </w:style>
-  <w:style w:type="character" w:default="1" w:styleId="DefaultParagraphFont">
+  <w:style w:type="character" w:default="1" w:styleId="Fuentedeprrafopredeter">
     <w:name w:val="Default Paragraph Font"/>
     <w:uiPriority w:val="1"/>
+    <w:semiHidden/>
     <w:unhideWhenUsed/>
   </w:style>
-  <w:style w:type="table" w:default="1" w:styleId="TableNormal">
+  <w:style w:type="table" w:default="1" w:styleId="Tablanormal">
     <w:name w:val="Normal Table"/>
     <w:uiPriority w:val="99"/>
     <w:semiHidden/>
@@ -6716,15 +7094,15 @@
       </w:tblCellMar>
     </w:tblPr>
   </w:style>
-  <w:style w:type="numbering" w:default="1" w:styleId="NoList">
+  <w:style w:type="numbering" w:default="1" w:styleId="Sinlista">
     <w:name w:val="No List"/>
     <w:uiPriority w:val="99"/>
     <w:semiHidden/>
     <w:unhideWhenUsed/>
   </w:style>
-  <w:style w:type="character" w:customStyle="1" w:styleId="Heading1Char">
-    <w:name w:val="Heading 1 Char"/>
-    <w:link w:val="Heading1"/>
+  <w:style w:type="character" w:customStyle="1" w:styleId="Ttulo1Car">
+    <w:name w:val="Título 1 Car"/>
+    <w:link w:val="Ttulo1"/>
     <w:uiPriority w:val="9"/>
     <w:rsid w:val="006007BB"/>
     <w:rPr>
@@ -6736,9 +7114,9 @@
       <w:szCs w:val="28"/>
     </w:rPr>
   </w:style>
-  <w:style w:type="character" w:customStyle="1" w:styleId="Heading2Char">
-    <w:name w:val="Heading 2 Char"/>
-    <w:link w:val="Heading2"/>
+  <w:style w:type="character" w:customStyle="1" w:styleId="Ttulo2Car">
+    <w:name w:val="Título 2 Car"/>
+    <w:link w:val="Ttulo2"/>
     <w:uiPriority w:val="9"/>
     <w:rsid w:val="006007BB"/>
     <w:rPr>
@@ -6834,10 +7212,10 @@
       <w:b/>
     </w:rPr>
   </w:style>
-  <w:style w:type="paragraph" w:styleId="Header">
+  <w:style w:type="paragraph" w:styleId="Encabezado">
     <w:name w:val="header"/>
     <w:basedOn w:val="Normal"/>
-    <w:link w:val="HeaderChar"/>
+    <w:link w:val="EncabezadoCar"/>
     <w:uiPriority w:val="99"/>
     <w:unhideWhenUsed/>
     <w:rsid w:val="0090659A"/>
@@ -6849,17 +7227,17 @@
       <w:spacing w:after="0" w:line="240" w:lineRule="auto"/>
     </w:pPr>
   </w:style>
-  <w:style w:type="character" w:customStyle="1" w:styleId="HeaderChar">
-    <w:name w:val="Header Char"/>
-    <w:basedOn w:val="DefaultParagraphFont"/>
-    <w:link w:val="Header"/>
+  <w:style w:type="character" w:customStyle="1" w:styleId="EncabezadoCar">
+    <w:name w:val="Encabezado Car"/>
+    <w:basedOn w:val="Fuentedeprrafopredeter"/>
+    <w:link w:val="Encabezado"/>
     <w:uiPriority w:val="99"/>
     <w:rsid w:val="0090659A"/>
   </w:style>
-  <w:style w:type="paragraph" w:styleId="Footer">
+  <w:style w:type="paragraph" w:styleId="Piedepgina">
     <w:name w:val="footer"/>
     <w:basedOn w:val="Normal"/>
-    <w:link w:val="FooterChar"/>
+    <w:link w:val="PiedepginaCar"/>
     <w:autoRedefine/>
     <w:uiPriority w:val="99"/>
     <w:unhideWhenUsed/>
@@ -6874,9 +7252,9 @@
       <w:sz w:val="16"/>
     </w:rPr>
   </w:style>
-  <w:style w:type="character" w:customStyle="1" w:styleId="FooterChar">
-    <w:name w:val="Footer Char"/>
-    <w:link w:val="Footer"/>
+  <w:style w:type="character" w:customStyle="1" w:styleId="PiedepginaCar">
+    <w:name w:val="Pie de página Car"/>
+    <w:link w:val="Piedepgina"/>
     <w:uiPriority w:val="99"/>
     <w:rsid w:val="00163164"/>
     <w:rPr>
@@ -6884,10 +7262,10 @@
       <w:szCs w:val="22"/>
     </w:rPr>
   </w:style>
-  <w:style w:type="paragraph" w:styleId="BalloonText">
+  <w:style w:type="paragraph" w:styleId="Textodeglobo">
     <w:name w:val="Balloon Text"/>
     <w:basedOn w:val="Normal"/>
-    <w:link w:val="BalloonTextChar"/>
+    <w:link w:val="TextodegloboCar"/>
     <w:uiPriority w:val="99"/>
     <w:semiHidden/>
     <w:unhideWhenUsed/>
@@ -6901,9 +7279,9 @@
       <w:szCs w:val="16"/>
     </w:rPr>
   </w:style>
-  <w:style w:type="character" w:customStyle="1" w:styleId="BalloonTextChar">
-    <w:name w:val="Balloon Text Char"/>
-    <w:link w:val="BalloonText"/>
+  <w:style w:type="character" w:customStyle="1" w:styleId="TextodegloboCar">
+    <w:name w:val="Texto de globo Car"/>
+    <w:link w:val="Textodeglobo"/>
     <w:uiPriority w:val="99"/>
     <w:semiHidden/>
     <w:rsid w:val="0090659A"/>
@@ -6945,9 +7323,9 @@
     <w:link w:val="TableText"/>
     <w:rsid w:val="00097163"/>
   </w:style>
-  <w:style w:type="table" w:styleId="TableGrid">
+  <w:style w:type="table" w:styleId="Tablaconcuadrcula">
     <w:name w:val="Table Grid"/>
-    <w:basedOn w:val="TableNormal"/>
+    <w:basedOn w:val="Tablanormal"/>
     <w:uiPriority w:val="59"/>
     <w:rsid w:val="005D354A"/>
     <w:tblPr>
@@ -7017,7 +7395,7 @@
   </w:style>
   <w:style w:type="paragraph" w:customStyle="1" w:styleId="PartHead">
     <w:name w:val="Part Head"/>
-    <w:basedOn w:val="ListParagraph"/>
+    <w:basedOn w:val="Prrafodelista"/>
     <w:next w:val="BodyTextL25"/>
     <w:qFormat/>
     <w:rsid w:val="004540D7"/>
@@ -7121,10 +7499,10 @@
       <w:jc w:val="center"/>
     </w:pPr>
   </w:style>
-  <w:style w:type="paragraph" w:styleId="DocumentMap">
+  <w:style w:type="paragraph" w:styleId="Mapadeldocumento">
     <w:name w:val="Document Map"/>
     <w:basedOn w:val="Normal"/>
-    <w:link w:val="DocumentMapChar"/>
+    <w:link w:val="MapadeldocumentoCar"/>
     <w:uiPriority w:val="99"/>
     <w:semiHidden/>
     <w:unhideWhenUsed/>
@@ -7138,9 +7516,9 @@
       <w:szCs w:val="16"/>
     </w:rPr>
   </w:style>
-  <w:style w:type="character" w:customStyle="1" w:styleId="DocumentMapChar">
-    <w:name w:val="Document Map Char"/>
-    <w:link w:val="DocumentMap"/>
+  <w:style w:type="character" w:customStyle="1" w:styleId="MapadeldocumentoCar">
+    <w:name w:val="Mapa del documento Car"/>
+    <w:link w:val="Mapadeldocumento"/>
     <w:uiPriority w:val="99"/>
     <w:semiHidden/>
     <w:rsid w:val="00AB758A"/>
@@ -7199,7 +7577,7 @@
   </w:style>
   <w:style w:type="table" w:customStyle="1" w:styleId="LightList-Accent11">
     <w:name w:val="Light List - Accent 11"/>
-    <w:basedOn w:val="TableNormal"/>
+    <w:basedOn w:val="Tablanormal"/>
     <w:uiPriority w:val="61"/>
     <w:rsid w:val="00915986"/>
     <w:tblPr>
@@ -7281,7 +7659,7 @@
   </w:style>
   <w:style w:type="table" w:customStyle="1" w:styleId="LabTableStyle">
     <w:name w:val="Lab_Table_Style"/>
-    <w:basedOn w:val="TableNormal"/>
+    <w:basedOn w:val="Tablanormal"/>
     <w:uiPriority w:val="99"/>
     <w:qFormat/>
     <w:rsid w:val="00E87D62"/>
@@ -7351,7 +7729,7 @@
   </w:style>
   <w:style w:type="numbering" w:customStyle="1" w:styleId="BulletList">
     <w:name w:val="Bullet_List"/>
-    <w:basedOn w:val="NoList"/>
+    <w:basedOn w:val="Sinlista"/>
     <w:uiPriority w:val="99"/>
     <w:rsid w:val="00AC507D"/>
     <w:pPr>
@@ -7362,7 +7740,7 @@
   </w:style>
   <w:style w:type="numbering" w:customStyle="1" w:styleId="PartStepSubStepList">
     <w:name w:val="Part_Step_SubStep_List"/>
-    <w:basedOn w:val="NoList"/>
+    <w:basedOn w:val="Sinlista"/>
     <w:uiPriority w:val="99"/>
     <w:rsid w:val="004540D7"/>
     <w:pPr>
@@ -7390,7 +7768,7 @@
       <w:color w:val="FF0000"/>
     </w:rPr>
   </w:style>
-  <w:style w:type="paragraph" w:styleId="ListParagraph">
+  <w:style w:type="paragraph" w:styleId="Prrafodelista">
     <w:name w:val="List Paragraph"/>
     <w:basedOn w:val="Normal"/>
     <w:uiPriority w:val="34"/>
@@ -7409,10 +7787,10 @@
       <w:b/>
     </w:rPr>
   </w:style>
-  <w:style w:type="paragraph" w:styleId="HTMLPreformatted">
+  <w:style w:type="paragraph" w:styleId="HTMLconformatoprevio">
     <w:name w:val="HTML Preformatted"/>
     <w:basedOn w:val="Normal"/>
-    <w:link w:val="HTMLPreformattedChar"/>
+    <w:link w:val="HTMLconformatoprevioCar"/>
     <w:uiPriority w:val="99"/>
     <w:semiHidden/>
     <w:unhideWhenUsed/>
@@ -7444,9 +7822,9 @@
       <w:szCs w:val="20"/>
     </w:rPr>
   </w:style>
-  <w:style w:type="character" w:customStyle="1" w:styleId="HTMLPreformattedChar">
-    <w:name w:val="HTML Preformatted Char"/>
-    <w:link w:val="HTMLPreformatted"/>
+  <w:style w:type="character" w:customStyle="1" w:styleId="HTMLconformatoprevioCar">
+    <w:name w:val="HTML con formato previo Car"/>
+    <w:link w:val="HTMLconformatoprevio"/>
     <w:uiPriority w:val="99"/>
     <w:semiHidden/>
     <w:rsid w:val="00C6495E"/>
@@ -7454,7 +7832,7 @@
       <w:rFonts w:ascii="Courier New" w:eastAsia="Times New Roman" w:hAnsi="Courier New" w:cs="Courier New"/>
     </w:rPr>
   </w:style>
-  <w:style w:type="character" w:styleId="CommentReference">
+  <w:style w:type="character" w:styleId="Refdecomentario">
     <w:name w:val="annotation reference"/>
     <w:uiPriority w:val="99"/>
     <w:semiHidden/>
@@ -7465,10 +7843,10 @@
       <w:szCs w:val="16"/>
     </w:rPr>
   </w:style>
-  <w:style w:type="paragraph" w:styleId="CommentText">
+  <w:style w:type="paragraph" w:styleId="Textocomentario">
     <w:name w:val="annotation text"/>
     <w:basedOn w:val="Normal"/>
-    <w:link w:val="CommentTextChar"/>
+    <w:link w:val="TextocomentarioCar"/>
     <w:uiPriority w:val="99"/>
     <w:semiHidden/>
     <w:unhideWhenUsed/>
@@ -7478,19 +7856,19 @@
       <w:szCs w:val="20"/>
     </w:rPr>
   </w:style>
-  <w:style w:type="character" w:customStyle="1" w:styleId="CommentTextChar">
-    <w:name w:val="Comment Text Char"/>
-    <w:basedOn w:val="DefaultParagraphFont"/>
-    <w:link w:val="CommentText"/>
+  <w:style w:type="character" w:customStyle="1" w:styleId="TextocomentarioCar">
+    <w:name w:val="Texto comentario Car"/>
+    <w:basedOn w:val="Fuentedeprrafopredeter"/>
+    <w:link w:val="Textocomentario"/>
     <w:uiPriority w:val="99"/>
     <w:semiHidden/>
     <w:rsid w:val="000B2344"/>
   </w:style>
-  <w:style w:type="paragraph" w:styleId="CommentSubject">
+  <w:style w:type="paragraph" w:styleId="Asuntodelcomentario">
     <w:name w:val="annotation subject"/>
-    <w:basedOn w:val="CommentText"/>
-    <w:next w:val="CommentText"/>
-    <w:link w:val="CommentSubjectChar"/>
+    <w:basedOn w:val="Textocomentario"/>
+    <w:next w:val="Textocomentario"/>
+    <w:link w:val="AsuntodelcomentarioCar"/>
     <w:uiPriority w:val="99"/>
     <w:semiHidden/>
     <w:unhideWhenUsed/>
@@ -7500,9 +7878,9 @@
       <w:bCs/>
     </w:rPr>
   </w:style>
-  <w:style w:type="character" w:customStyle="1" w:styleId="CommentSubjectChar">
-    <w:name w:val="Comment Subject Char"/>
-    <w:link w:val="CommentSubject"/>
+  <w:style w:type="character" w:customStyle="1" w:styleId="AsuntodelcomentarioCar">
+    <w:name w:val="Asunto del comentario Car"/>
+    <w:link w:val="Asuntodelcomentario"/>
     <w:uiPriority w:val="99"/>
     <w:semiHidden/>
     <w:rsid w:val="000B2344"/>
@@ -7525,7 +7903,7 @@
   </w:style>
   <w:style w:type="numbering" w:customStyle="1" w:styleId="SectionList">
     <w:name w:val="Section_List"/>
-    <w:basedOn w:val="NoList"/>
+    <w:basedOn w:val="Sinlista"/>
     <w:uiPriority w:val="99"/>
     <w:rsid w:val="00596998"/>
     <w:pPr>
@@ -7534,7 +7912,7 @@
       </w:numPr>
     </w:pPr>
   </w:style>
-  <w:style w:type="paragraph" w:styleId="Index2">
+  <w:style w:type="paragraph" w:styleId="ndice2">
     <w:name w:val="index 2"/>
     <w:basedOn w:val="Normal"/>
     <w:next w:val="Normal"/>
@@ -7551,7 +7929,7 @@
       <w:szCs w:val="24"/>
     </w:rPr>
   </w:style>
-  <w:style w:type="paragraph" w:styleId="Revision">
+  <w:style w:type="paragraph" w:styleId="Revisin">
     <w:name w:val="Revision"/>
     <w:hidden/>
     <w:uiPriority w:val="99"/>

--- a/CalendarioAgo25/Laboratorios/Laboratorio3/3_ConfigureNAT_PAT.docx
+++ b/CalendarioAgo25/Laboratorios/Laboratorio3/3_ConfigureNAT_PAT.docx
@@ -146,7 +146,7 @@
                                     <pic:cNvPicPr/>
                                   </pic:nvPicPr>
                                   <pic:blipFill>
-                                    <a:blip r:embed="rId7"/>
+                                    <a:blip r:embed="rId8"/>
                                     <a:stretch>
                                       <a:fillRect/>
                                     </a:stretch>
@@ -986,7 +986,13 @@
         <w:t>/27</w:t>
       </w:r>
       <w:r>
-        <w:t xml:space="preserve">. Esto proporciona 30 direcciones IP públicas a la empresa. Las direcciones </w:t>
+        <w:t>. Esto proporciona 3</w:t>
+      </w:r>
+      <w:r>
+        <w:t>2</w:t>
+      </w:r>
+      <w:r>
+        <w:t xml:space="preserve"> direcciones IP públicas a la empresa. Las direcciones </w:t>
       </w:r>
       <w:r>
         <w:rPr>
@@ -1757,21 +1763,7 @@
         <w:rPr>
           <w:lang w:val="en-US"/>
         </w:rPr>
-        <w:t>Gateway(</w:t>
-      </w:r>
-      <w:proofErr w:type="gramStart"/>
-      <w:r>
-        <w:rPr>
-          <w:lang w:val="en-US"/>
-        </w:rPr>
-        <w:t>config)#</w:t>
-      </w:r>
-      <w:proofErr w:type="gramEnd"/>
-      <w:r>
-        <w:rPr>
-          <w:lang w:val="en-US"/>
-        </w:rPr>
-        <w:t xml:space="preserve"> </w:t>
+        <w:t xml:space="preserve">Gateway(config)# </w:t>
       </w:r>
       <w:proofErr w:type="spellStart"/>
       <w:r>
@@ -1959,21 +1951,7 @@
         <w:rPr>
           <w:lang w:val="en-US"/>
         </w:rPr>
-        <w:t>Gateway(config-</w:t>
-      </w:r>
-      <w:proofErr w:type="gramStart"/>
-      <w:r>
-        <w:rPr>
-          <w:lang w:val="en-US"/>
-        </w:rPr>
-        <w:t>if)#</w:t>
-      </w:r>
-      <w:proofErr w:type="gramEnd"/>
-      <w:r>
-        <w:rPr>
-          <w:lang w:val="en-US"/>
-        </w:rPr>
-        <w:t xml:space="preserve"> </w:t>
+        <w:t xml:space="preserve">Gateway(config-if)# </w:t>
       </w:r>
       <w:proofErr w:type="spellStart"/>
       <w:r>
@@ -2020,21 +1998,7 @@
         <w:rPr>
           <w:lang w:val="en-US"/>
         </w:rPr>
-        <w:t>Gateway(config-</w:t>
-      </w:r>
-      <w:proofErr w:type="gramStart"/>
-      <w:r>
-        <w:rPr>
-          <w:lang w:val="en-US"/>
-        </w:rPr>
-        <w:t>if)#</w:t>
-      </w:r>
-      <w:proofErr w:type="gramEnd"/>
-      <w:r>
-        <w:rPr>
-          <w:lang w:val="en-US"/>
-        </w:rPr>
-        <w:t xml:space="preserve"> </w:t>
+        <w:t xml:space="preserve">Gateway(config-if)# </w:t>
       </w:r>
       <w:r>
         <w:rPr>
@@ -2062,21 +2026,7 @@
         <w:rPr>
           <w:lang w:val="en-US"/>
         </w:rPr>
-        <w:t>Gateway(config-</w:t>
-      </w:r>
-      <w:proofErr w:type="gramStart"/>
-      <w:r>
-        <w:rPr>
-          <w:lang w:val="en-US"/>
-        </w:rPr>
-        <w:t>if)#</w:t>
-      </w:r>
-      <w:proofErr w:type="gramEnd"/>
-      <w:r>
-        <w:rPr>
-          <w:lang w:val="en-US"/>
-        </w:rPr>
-        <w:t xml:space="preserve"> </w:t>
+        <w:t xml:space="preserve">Gateway(config-if)# </w:t>
       </w:r>
       <w:proofErr w:type="spellStart"/>
       <w:r>
@@ -2137,19 +2087,11 @@
       <w:r>
         <w:t xml:space="preserve">Muestre la tabla de NAT estática mediante la emisión del comando </w:t>
       </w:r>
-      <w:proofErr w:type="gramStart"/>
-      <w:r>
-        <w:rPr>
-          <w:b/>
-        </w:rPr>
-        <w:t>show</w:t>
-      </w:r>
-      <w:proofErr w:type="gramEnd"/>
-      <w:r>
-        <w:rPr>
-          <w:b/>
-        </w:rPr>
-        <w:t xml:space="preserve"> </w:t>
+      <w:r>
+        <w:rPr>
+          <w:b/>
+        </w:rPr>
+        <w:t xml:space="preserve">show </w:t>
       </w:r>
       <w:proofErr w:type="spellStart"/>
       <w:r>
@@ -2614,21 +2556,12 @@
         </w:rPr>
         <w:t xml:space="preserve">Gateway# </w:t>
       </w:r>
-      <w:proofErr w:type="gramStart"/>
       <w:r>
         <w:rPr>
           <w:b/>
           <w:lang w:val="es-MX"/>
         </w:rPr>
-        <w:t>show</w:t>
-      </w:r>
-      <w:proofErr w:type="gramEnd"/>
-      <w:r>
-        <w:rPr>
-          <w:b/>
-          <w:lang w:val="es-MX"/>
-        </w:rPr>
-        <w:t xml:space="preserve"> </w:t>
+        <w:t xml:space="preserve">show </w:t>
       </w:r>
       <w:proofErr w:type="spellStart"/>
       <w:r>
@@ -2979,21 +2912,12 @@
         </w:rPr>
         <w:t xml:space="preserve">Gateway# </w:t>
       </w:r>
-      <w:proofErr w:type="gramStart"/>
       <w:r>
         <w:rPr>
           <w:b/>
           <w:lang w:val="es-MX"/>
         </w:rPr>
-        <w:t>show</w:t>
-      </w:r>
-      <w:proofErr w:type="gramEnd"/>
-      <w:r>
-        <w:rPr>
-          <w:b/>
-          <w:lang w:val="es-MX"/>
-        </w:rPr>
-        <w:t xml:space="preserve"> </w:t>
+        <w:t xml:space="preserve">show </w:t>
       </w:r>
       <w:proofErr w:type="spellStart"/>
       <w:r>
@@ -3373,21 +3297,12 @@
         </w:rPr>
         <w:t xml:space="preserve">Gateway# </w:t>
       </w:r>
-      <w:proofErr w:type="gramStart"/>
       <w:r>
         <w:rPr>
           <w:b/>
           <w:lang w:val="es-MX"/>
         </w:rPr>
-        <w:t>show</w:t>
-      </w:r>
-      <w:proofErr w:type="gramEnd"/>
-      <w:r>
-        <w:rPr>
-          <w:b/>
-          <w:lang w:val="es-MX"/>
-        </w:rPr>
-        <w:t xml:space="preserve"> </w:t>
+        <w:t xml:space="preserve">show </w:t>
       </w:r>
       <w:proofErr w:type="spellStart"/>
       <w:r>
@@ -3682,21 +3597,7 @@
         <w:rPr>
           <w:lang w:val="en-US"/>
         </w:rPr>
-        <w:t>Gateway(</w:t>
-      </w:r>
-      <w:proofErr w:type="gramStart"/>
-      <w:r>
-        <w:rPr>
-          <w:lang w:val="en-US"/>
-        </w:rPr>
-        <w:t>config)#</w:t>
-      </w:r>
-      <w:proofErr w:type="gramEnd"/>
-      <w:r>
-        <w:rPr>
-          <w:lang w:val="en-US"/>
-        </w:rPr>
-        <w:t xml:space="preserve"> </w:t>
+        <w:t xml:space="preserve">Gateway(config)# </w:t>
       </w:r>
       <w:r>
         <w:rPr>
@@ -3739,16 +3640,8 @@
         <w:rPr>
           <w:lang w:val="en-US"/>
         </w:rPr>
-        <w:t>Gateway(</w:t>
-      </w:r>
-      <w:proofErr w:type="gramStart"/>
-      <w:r>
-        <w:rPr>
-          <w:lang w:val="en-US"/>
-        </w:rPr>
-        <w:t>config)#</w:t>
-      </w:r>
-      <w:proofErr w:type="gramEnd"/>
+        <w:t>Gateway(config)#</w:t>
+      </w:r>
       <w:r>
         <w:rPr>
           <w:b/>
@@ -3866,21 +3759,7 @@
         <w:rPr>
           <w:lang w:val="en-US"/>
         </w:rPr>
-        <w:t>Gateway(</w:t>
-      </w:r>
-      <w:proofErr w:type="gramStart"/>
-      <w:r>
-        <w:rPr>
-          <w:lang w:val="en-US"/>
-        </w:rPr>
-        <w:t>config)#</w:t>
-      </w:r>
-      <w:proofErr w:type="gramEnd"/>
-      <w:r>
-        <w:rPr>
-          <w:lang w:val="en-US"/>
-        </w:rPr>
-        <w:t xml:space="preserve"> </w:t>
+        <w:t xml:space="preserve">Gateway(config)# </w:t>
       </w:r>
       <w:proofErr w:type="spellStart"/>
       <w:r>
@@ -4452,21 +4331,12 @@
         </w:rPr>
         <w:t xml:space="preserve">Gateway# </w:t>
       </w:r>
-      <w:proofErr w:type="gramStart"/>
       <w:r>
         <w:rPr>
           <w:b/>
           <w:lang w:val="es-MX"/>
         </w:rPr>
-        <w:t>show</w:t>
-      </w:r>
-      <w:proofErr w:type="gramEnd"/>
-      <w:r>
-        <w:rPr>
-          <w:b/>
-          <w:lang w:val="es-MX"/>
-        </w:rPr>
-        <w:t xml:space="preserve"> </w:t>
+        <w:t xml:space="preserve">show </w:t>
       </w:r>
       <w:proofErr w:type="spellStart"/>
       <w:r>
@@ -4603,21 +4473,7 @@
         <w:rPr>
           <w:lang w:val="en-US"/>
         </w:rPr>
-        <w:t>Gateway(</w:t>
-      </w:r>
-      <w:proofErr w:type="gramStart"/>
-      <w:r>
-        <w:rPr>
-          <w:lang w:val="en-US"/>
-        </w:rPr>
-        <w:t>config)#</w:t>
-      </w:r>
-      <w:proofErr w:type="gramEnd"/>
-      <w:r>
-        <w:rPr>
-          <w:lang w:val="en-US"/>
-        </w:rPr>
-        <w:t xml:space="preserve"> </w:t>
+        <w:t xml:space="preserve">Gateway(config)# </w:t>
       </w:r>
       <w:proofErr w:type="spellStart"/>
       <w:r>
@@ -5177,21 +5033,12 @@
         </w:rPr>
         <w:t xml:space="preserve">Gateway# </w:t>
       </w:r>
-      <w:proofErr w:type="gramStart"/>
       <w:r>
         <w:rPr>
           <w:b/>
           <w:lang w:val="es-MX"/>
         </w:rPr>
-        <w:t>show</w:t>
-      </w:r>
-      <w:proofErr w:type="gramEnd"/>
-      <w:r>
-        <w:rPr>
-          <w:b/>
-          <w:lang w:val="es-MX"/>
-        </w:rPr>
-        <w:t xml:space="preserve"> </w:t>
+        <w:t xml:space="preserve">show </w:t>
       </w:r>
       <w:proofErr w:type="spellStart"/>
       <w:r>
@@ -5245,10 +5092,10 @@
       </w:pPr>
     </w:p>
     <w:sectPr>
-      <w:headerReference w:type="default" r:id="rId8"/>
-      <w:footerReference w:type="default" r:id="rId9"/>
-      <w:headerReference w:type="first" r:id="rId10"/>
-      <w:footerReference w:type="first" r:id="rId11"/>
+      <w:headerReference w:type="default" r:id="rId9"/>
+      <w:footerReference w:type="default" r:id="rId10"/>
+      <w:headerReference w:type="first" r:id="rId11"/>
+      <w:footerReference w:type="first" r:id="rId12"/>
       <w:pgSz w:w="12240" w:h="15840" w:code="1"/>
       <w:pgMar w:top="1440" w:right="1080" w:bottom="851" w:left="1080" w:header="720" w:footer="720" w:gutter="0"/>
       <w:cols w:space="720"/>
